--- a/resources/dist/sheets/presidential-elections-1796-1800-teacher-notes-en.docx
+++ b/resources/dist/sheets/presidential-elections-1796-1800-teacher-notes-en.docx
@@ -45,7 +45,7 @@
         </w:rPr>
         <w:t xml:space="preserve">Map: </w:t>
       </w:r>
-      <w:hyperlink w:history="1" r:id="rIdsrrewcexfnbohye-f-xbc">
+      <w:hyperlink w:history="1" r:id="rId0zawlcgwp97wb4jssihow">
         <w:r>
           <w:rPr>
             <w:color w:val="0A4FA8"/>

--- a/resources/dist/sheets/presidential-elections-1796-1800-teacher-notes-en.docx
+++ b/resources/dist/sheets/presidential-elections-1796-1800-teacher-notes-en.docx
@@ -45,7 +45,7 @@
         </w:rPr>
         <w:t xml:space="preserve">Map: </w:t>
       </w:r>
-      <w:hyperlink w:history="1" r:id="rId0zawlcgwp97wb4jssihow">
+      <w:hyperlink w:history="1" r:id="rIdlt54wmzdyex4khn1zycyk">
         <w:r>
           <w:rPr>
             <w:color w:val="0A4FA8"/>

--- a/resources/dist/sheets/presidential-elections-1796-1800-teacher-notes-en.docx
+++ b/resources/dist/sheets/presidential-elections-1796-1800-teacher-notes-en.docx
@@ -45,7 +45,7 @@
         </w:rPr>
         <w:t xml:space="preserve">Map: </w:t>
       </w:r>
-      <w:hyperlink w:history="1" r:id="rIdlt54wmzdyex4khn1zycyk">
+      <w:hyperlink w:history="1" r:id="rIddrwoaampxfhwuvcgdvhm5">
         <w:r>
           <w:rPr>
             <w:color w:val="0A4FA8"/>

--- a/resources/dist/sheets/presidential-elections-1796-1800-teacher-notes-en.docx
+++ b/resources/dist/sheets/presidential-elections-1796-1800-teacher-notes-en.docx
@@ -45,7 +45,7 @@
         </w:rPr>
         <w:t xml:space="preserve">Map: </w:t>
       </w:r>
-      <w:hyperlink w:history="1" r:id="rIddrwoaampxfhwuvcgdvhm5">
+      <w:hyperlink w:history="1" r:id="rIdi05u2hqm35y0tp4izpqtv">
         <w:r>
           <w:rPr>
             <w:color w:val="0A4FA8"/>

--- a/resources/dist/sheets/presidential-elections-1796-1800-teacher-notes-en.docx
+++ b/resources/dist/sheets/presidential-elections-1796-1800-teacher-notes-en.docx
@@ -45,7 +45,7 @@
         </w:rPr>
         <w:t xml:space="preserve">Map: </w:t>
       </w:r>
-      <w:hyperlink w:history="1" r:id="rIdi05u2hqm35y0tp4izpqtv">
+      <w:hyperlink w:history="1" r:id="rId7mz2zhgpt6y4cp0e5yjj9">
         <w:r>
           <w:rPr>
             <w:color w:val="0A4FA8"/>

--- a/resources/dist/sheets/presidential-elections-1796-1800-teacher-notes-en.docx
+++ b/resources/dist/sheets/presidential-elections-1796-1800-teacher-notes-en.docx
@@ -45,7 +45,7 @@
         </w:rPr>
         <w:t xml:space="preserve">Map: </w:t>
       </w:r>
-      <w:hyperlink w:history="1" r:id="rId7mz2zhgpt6y4cp0e5yjj9">
+      <w:hyperlink w:history="1" r:id="rIddgzh7fxmy15bqn61gzucg">
         <w:r>
           <w:rPr>
             <w:color w:val="0A4FA8"/>

--- a/resources/dist/sheets/presidential-elections-1796-1800-teacher-notes-en.docx
+++ b/resources/dist/sheets/presidential-elections-1796-1800-teacher-notes-en.docx
@@ -45,7 +45,7 @@
         </w:rPr>
         <w:t xml:space="preserve">Map: </w:t>
       </w:r>
-      <w:hyperlink w:history="1" r:id="rIddgzh7fxmy15bqn61gzucg">
+      <w:hyperlink w:history="1" r:id="rIdmcoxo2pvmqjrle8frblqd">
         <w:r>
           <w:rPr>
             <w:color w:val="0A4FA8"/>
@@ -69,7 +69,7 @@
         <w:spacing w:after="100"/>
       </w:pPr>
       <w:r>
-        <w:t xml:space="preserve">Standards: C3 D2.Civ.4.6-8 · TX 8.18(A) · TX 8.18(B) · TX 8.5(D) · FL SS.8.A.3.13 · FL SS.8.A.3.14</w:t>
+        <w:t xml:space="preserve">Subjects: US History, Government, Civics, Geography. Standards: C3 D2.Civ.4.6-8 · TX 8.18(A) · TX 8.18(B) · TX 8.5(D) · FL SS.8.A.3.13 · FL SS.8.A.3.14</w:t>
       </w:r>
     </w:p>
     <w:p>
@@ -77,6 +77,135 @@
         <w:pStyle w:val="Heading2"/>
       </w:pPr>
       <w:r>
+        <w:t xml:space="preserve">Learning objectives</w:t>
+      </w:r>
+    </w:p>
+    <w:p>
+      <w:pPr>
+        <w:spacing w:after="100"/>
+      </w:pPr>
+      <w:r>
+        <w:t xml:space="preserve">Students will:</w:t>
+      </w:r>
+    </w:p>
+    <w:p>
+      <w:pPr>
+        <w:pStyle w:val="ListParagraph"/>
+        <w:numPr>
+          <w:ilvl w:val="0"/>
+          <w:numId w:val="2"/>
+        </w:numPr>
+        <w:spacing w:after="60"/>
+      </w:pPr>
+      <w:r>
+        <w:t xml:space="preserve">Use the pies and legend of the Election of 1796 layer to describe which regions voted mostly for Adams and which for Jefferson, and click the split states for their numbers.</w:t>
+      </w:r>
+    </w:p>
+    <w:p>
+      <w:pPr>
+        <w:pStyle w:val="ListParagraph"/>
+        <w:numPr>
+          <w:ilvl w:val="0"/>
+          <w:numId w:val="2"/>
+        </w:numPr>
+        <w:spacing w:after="60"/>
+      </w:pPr>
+      <w:r>
+        <w:t xml:space="preserve">Switch between the 1796 and 1800 layers to find the state whose whole pie changed color and the states whose shares changed.</w:t>
+      </w:r>
+    </w:p>
+    <w:p>
+      <w:pPr>
+        <w:pStyle w:val="ListParagraph"/>
+        <w:numPr>
+          <w:ilvl w:val="0"/>
+          <w:numId w:val="2"/>
+        </w:numPr>
+        <w:spacing w:after="60"/>
+      </w:pPr>
+      <w:r>
+        <w:t xml:space="preserve">Read the two-color pies in the Election of 1800 layer to identify the closest state.</w:t>
+      </w:r>
+    </w:p>
+    <w:p>
+      <w:pPr>
+        <w:pStyle w:val="ListParagraph"/>
+        <w:numPr>
+          <w:ilvl w:val="0"/>
+          <w:numId w:val="2"/>
+        </w:numPr>
+        <w:spacing w:after="60"/>
+      </w:pPr>
+      <w:r>
+        <w:t xml:space="preserve">Click the two Supreme Court case markers, read what happened in each place, and measure the straight-line distance between them.</w:t>
+      </w:r>
+    </w:p>
+    <w:p>
+      <w:pPr>
+        <w:pStyle w:val="ListParagraph"/>
+        <w:numPr>
+          <w:ilvl w:val="0"/>
+          <w:numId w:val="2"/>
+        </w:numPr>
+        <w:spacing w:after="60"/>
+      </w:pPr>
+      <w:r>
+        <w:t xml:space="preserve">Use the pattern of electors' votes across the sixteen states as evidence to describe where each party was strong in 1800.</w:t>
+      </w:r>
+    </w:p>
+    <w:p>
+      <w:pPr>
+        <w:pStyle w:val="Heading2"/>
+      </w:pPr>
+      <w:r>
+        <w:t xml:space="preserve">Map skills</w:t>
+      </w:r>
+    </w:p>
+    <w:p>
+      <w:pPr>
+        <w:spacing w:after="100"/>
+      </w:pPr>
+      <w:r>
+        <w:t xml:space="preserve">Using bookmarks to find places, Reading pop-ups, Using a map legend, Turning map layers on and off, Measuring distances on a map, Sketching on a map.</w:t>
+      </w:r>
+    </w:p>
+    <w:p>
+      <w:pPr>
+        <w:pStyle w:val="Heading2"/>
+      </w:pPr>
+      <w:r>
+        <w:t xml:space="preserve">Ways to run this lesson</w:t>
+      </w:r>
+    </w:p>
+    <w:p>
+      <w:pPr>
+        <w:spacing w:after="100"/>
+      </w:pPr>
+      <w:r>
+        <w:t xml:space="preserve">Front-of-class demonstration · 1:1 devices · Computer lab · Homework or flipped classroom</w:t>
+      </w:r>
+    </w:p>
+    <w:p>
+      <w:pPr>
+        <w:pStyle w:val="Heading2"/>
+      </w:pPr>
+      <w:r>
+        <w:t xml:space="preserve">Materials</w:t>
+      </w:r>
+    </w:p>
+    <w:p>
+      <w:pPr>
+        <w:spacing w:after="100"/>
+      </w:pPr>
+      <w:r>
+        <w:t xml:space="preserve">The lesson includes the MapMaker map, a two-page Word student sheet in English and Spanish, and these teacher notes. Print the sheet or share it digitally; it opens in Word and Google Docs. No account or login is needed.</w:t>
+      </w:r>
+    </w:p>
+    <w:p>
+      <w:pPr>
+        <w:pStyle w:val="Heading2"/>
+      </w:pPr>
+      <w:r>
         <w:t xml:space="preserve">Before class</w:t>
       </w:r>
     </w:p>
@@ -86,6 +215,179 @@
       </w:pPr>
       <w:r>
         <w:t xml:space="preserve">Open the map in MapMaker: Election of 1800 is off at the start (with both elections on, the pies overlap); the 1796 and Supreme Court layers are on. Download the student sheet. Share the map with the Google Classroom button (it shares the map only; attach the sheet). Read the answers on the teacher page. No account or login is needed. Sketches are not saved, so students who sketch for the final task should screenshot or describe them.</w:t>
+      </w:r>
+    </w:p>
+    <w:p>
+      <w:pPr>
+        <w:pStyle w:val="ListParagraph"/>
+        <w:numPr>
+          <w:ilvl w:val="0"/>
+          <w:numId w:val="2"/>
+        </w:numPr>
+        <w:spacing w:after="60"/>
+      </w:pPr>
+      <w:r>
+        <w:t xml:space="preserve">Preview the map: click through the bookmarks and pop-ups, and look at the legend at the zoom levels the questions use.</w:t>
+      </w:r>
+    </w:p>
+    <w:p>
+      <w:pPr>
+        <w:pStyle w:val="ListParagraph"/>
+        <w:numPr>
+          <w:ilvl w:val="0"/>
+          <w:numId w:val="2"/>
+        </w:numPr>
+        <w:spacing w:after="60"/>
+      </w:pPr>
+      <w:r>
+        <w:t xml:space="preserve">Decide whether students work alone, in pairs or as a whole class.</w:t>
+      </w:r>
+    </w:p>
+    <w:p>
+      <w:pPr>
+        <w:pStyle w:val="ListParagraph"/>
+        <w:numPr>
+          <w:ilvl w:val="0"/>
+          <w:numId w:val="2"/>
+        </w:numPr>
+        <w:spacing w:after="60"/>
+      </w:pPr>
+      <w:r>
+        <w:t xml:space="preserve">Encourage students to look for patterns and make observations, not just find the right answers.</w:t>
+      </w:r>
+    </w:p>
+    <w:p>
+      <w:pPr>
+        <w:pStyle w:val="ListParagraph"/>
+        <w:numPr>
+          <w:ilvl w:val="0"/>
+          <w:numId w:val="2"/>
+        </w:numPr>
+        <w:spacing w:after="60"/>
+      </w:pPr>
+      <w:r>
+        <w:t xml:space="preserve">Some layers aren't used by the questions; they're there for further study.</w:t>
+      </w:r>
+    </w:p>
+    <w:p>
+      <w:pPr>
+        <w:pStyle w:val="Heading2"/>
+      </w:pPr>
+      <w:r>
+        <w:t xml:space="preserve">Discussion questions</w:t>
+      </w:r>
+    </w:p>
+    <w:p>
+      <w:pPr>
+        <w:pStyle w:val="ListParagraph"/>
+        <w:numPr>
+          <w:ilvl w:val="0"/>
+          <w:numId w:val="{n-0}"/>
+        </w:numPr>
+        <w:spacing w:after="60"/>
+      </w:pPr>
+      <w:r>
+        <w:t xml:space="preserve">Comparing the 1796 and 1800 pies, where did the Federalists hold on and where did they lose ground? What do those regions have in common on the map?</w:t>
+      </w:r>
+    </w:p>
+    <w:p>
+      <w:pPr>
+        <w:pStyle w:val="ListParagraph"/>
+        <w:numPr>
+          <w:ilvl w:val="0"/>
+          <w:numId w:val="{n-0}"/>
+        </w:numPr>
+        <w:spacing w:after="60"/>
+      </w:pPr>
+      <w:r>
+        <w:t xml:space="preserve">In both elections a few states split their electors between the two candidates. Which states were they, and why might a state's electors not all vote the same way?</w:t>
+      </w:r>
+    </w:p>
+    <w:p>
+      <w:pPr>
+        <w:pStyle w:val="ListParagraph"/>
+        <w:numPr>
+          <w:ilvl w:val="0"/>
+          <w:numId w:val="{n-0}"/>
+        </w:numPr>
+        <w:spacing w:after="60"/>
+      </w:pPr>
+      <w:r>
+        <w:t xml:space="preserve">Marbury v. Madison and McCulloch v. Maryland both arose within a short distance of the capital. Using the distance you measured, why might the earliest tests of federal power have come from so close to Washington?</w:t>
+      </w:r>
+    </w:p>
+    <w:p>
+      <w:pPr>
+        <w:pStyle w:val="Heading2"/>
+      </w:pPr>
+      <w:r>
+        <w:t xml:space="preserve">Further reading</w:t>
+      </w:r>
+    </w:p>
+    <w:p>
+      <w:pPr>
+        <w:pStyle w:val="ListParagraph"/>
+        <w:numPr>
+          <w:ilvl w:val="0"/>
+          <w:numId w:val="2"/>
+        </w:numPr>
+        <w:spacing w:after="60"/>
+      </w:pPr>
+      <w:hyperlink w:history="1" r:id="rIdr6pqj09bqkyoto6iwnkhw">
+        <w:r>
+          <w:rPr>
+            <w:color w:val="0A4FA8"/>
+            <w:u w:val="single"/>
+          </w:rPr>
+          <w:t xml:space="preserve">Election of 1800 (DocsTeach activity)</w:t>
+        </w:r>
+      </w:hyperlink>
+      <w:r>
+        <w:t xml:space="preserve"> (National Archives)</w:t>
+      </w:r>
+    </w:p>
+    <w:p>
+      <w:pPr>
+        <w:pStyle w:val="ListParagraph"/>
+        <w:numPr>
+          <w:ilvl w:val="0"/>
+          <w:numId w:val="2"/>
+        </w:numPr>
+        <w:spacing w:after="60"/>
+      </w:pPr>
+      <w:hyperlink w:history="1" r:id="rIdn1qnqtufl6ko5l8n7cf-r">
+        <w:r>
+          <w:rPr>
+            <w:color w:val="0A4FA8"/>
+            <w:u w:val="single"/>
+          </w:rPr>
+          <w:t xml:space="preserve">Marbury v. Madison (1803)</w:t>
+        </w:r>
+      </w:hyperlink>
+      <w:r>
+        <w:t xml:space="preserve"> (National Archives)</w:t>
+      </w:r>
+    </w:p>
+    <w:p>
+      <w:pPr>
+        <w:pStyle w:val="ListParagraph"/>
+        <w:numPr>
+          <w:ilvl w:val="0"/>
+          <w:numId w:val="2"/>
+        </w:numPr>
+        <w:spacing w:after="60"/>
+      </w:pPr>
+      <w:hyperlink w:history="1" r:id="rIdlwbiu6egkviwfmia0aq_j">
+        <w:r>
+          <w:rPr>
+            <w:color w:val="0A4FA8"/>
+            <w:u w:val="single"/>
+          </w:rPr>
+          <w:t xml:space="preserve">Electoral College History</w:t>
+        </w:r>
+      </w:hyperlink>
+      <w:r>
+        <w:t xml:space="preserve"> (National Archives)</w:t>
       </w:r>
     </w:p>
     <w:p>
@@ -1099,6 +1401,15 @@
         <w:t xml:space="preserve">Map data: National Archives (Electoral College results); state outlines from Natural Earth; National Archives (Milestone Documents).</w:t>
       </w:r>
     </w:p>
+    <w:p>
+      <w:pPr>
+        <w:pStyle w:val="Credits"/>
+        <w:spacing w:before="120"/>
+      </w:pPr>
+      <w:r>
+        <w:t xml:space="preserve">The National Geographic Society and Esri make this content available under a Creative Commons Attribution-NonCommercial-ShareAlike 4.0 International (CC BY-NC-SA 4.0) licence, except as noted. The licence excludes the National Geographic and Esri logos (the words National Geographic with the yellow border logo, and the Esri globe and letters) and any images included in the content. The logos and images may not be removed, altered or changed.</w:t>
+      </w:r>
+    </w:p>
     <w:sectPr>
       <w:footerReference w:type="default" r:id="rId7"/>
       <w:pgSz w:w="12240" w:h="15840" w:orient="portrait"/>
@@ -1158,7 +1469,7 @@
       <w:pStyle w:val="Credits"/>
     </w:pPr>
     <w:r>
-      <w:t xml:space="preserve">Teacher notes: Presidential Elections, 1796 and 1800, 0.2.0. For teachers.</w:t>
+      <w:t xml:space="preserve">Teacher notes: Presidential Elections, 1796 and 1800, 0.3.0. For teachers.</w:t>
     </w:r>
   </w:p>
 </w:ftr>

--- a/resources/dist/sheets/presidential-elections-1796-1800-teacher-notes-en.docx
+++ b/resources/dist/sheets/presidential-elections-1796-1800-teacher-notes-en.docx
@@ -45,7 +45,7 @@
         </w:rPr>
         <w:t xml:space="preserve">Map: </w:t>
       </w:r>
-      <w:hyperlink w:history="1" r:id="rIdmcoxo2pvmqjrle8frblqd">
+      <w:hyperlink w:history="1" r:id="rIde_uhis9d98sd_vvy9zyeb">
         <w:r>
           <w:rPr>
             <w:color w:val="0A4FA8"/>
@@ -198,7 +198,7 @@
         <w:spacing w:after="100"/>
       </w:pPr>
       <w:r>
-        <w:t xml:space="preserve">The lesson includes the MapMaker map, a two-page Word student sheet in English and Spanish, and these teacher notes. Print the sheet or share it digitally; it opens in Word and Google Docs. No account or login is needed.</w:t>
+        <w:t xml:space="preserve">The lesson includes the MapMaker map, a two-page Word student sheet in English and Spanish, and these teacher notes. Print the sheet or share it digitally; it opens in Word and Google Docs. Share the map with the Google Classroom button or by pasting its link, and attach the sheet separately. No account or login is needed. Sketches on the map are not saved between sessions.</w:t>
       </w:r>
     </w:p>
     <w:p>
@@ -214,7 +214,14 @@
         <w:spacing w:after="100"/>
       </w:pPr>
       <w:r>
-        <w:t xml:space="preserve">Open the map in MapMaker: Election of 1800 is off at the start (with both elections on, the pies overlap); the 1796 and Supreme Court layers are on. Download the student sheet. Share the map with the Google Classroom button (it shares the map only; attach the sheet). Read the answers on the teacher page. No account or login is needed. Sketches are not saved, so students who sketch for the final task should screenshot or describe them.</w:t>
+        <w:rPr>
+          <w:b/>
+          <w:bCs/>
+        </w:rPr>
+        <w:t xml:space="preserve">About this map: </w:t>
+      </w:r>
+      <w:r>
+        <w:t xml:space="preserve">When the map opens, Election of 1796 and the Supreme Court layer are on and Election of 1800 is off, because the two sets of pie charts overlap. Students switch between the two elections in Map layers for questions 2 and 3.</w:t>
       </w:r>
     </w:p>
     <w:p>
@@ -227,7 +234,7 @@
         <w:spacing w:after="60"/>
       </w:pPr>
       <w:r>
-        <w:t xml:space="preserve">Preview the map: click through the bookmarks and pop-ups, and look at the legend at the zoom levels the questions use.</w:t>
+        <w:t xml:space="preserve">Open the map and click through the bookmarks and pop-ups. Check the legend at the zoom levels the questions use; it changes as you zoom and as layers are turned on and off.</w:t>
       </w:r>
     </w:p>
     <w:p>
@@ -240,7 +247,7 @@
         <w:spacing w:after="60"/>
       </w:pPr>
       <w:r>
-        <w:t xml:space="preserve">Decide whether students work alone, in pairs or as a whole class.</w:t>
+        <w:t xml:space="preserve">Decide whether students work alone, in pairs or as a whole class, and whether they use the printed sheet or a digital copy.</w:t>
       </w:r>
     </w:p>
     <w:p>
@@ -253,7 +260,7 @@
         <w:spacing w:after="60"/>
       </w:pPr>
       <w:r>
-        <w:t xml:space="preserve">Encourage students to look for patterns and make observations, not just find the right answers.</w:t>
+        <w:t xml:space="preserve">Encourage students to look for patterns and make observations, not just to find the right answers.</w:t>
       </w:r>
     </w:p>
     <w:p>
@@ -266,7 +273,7 @@
         <w:spacing w:after="60"/>
       </w:pPr>
       <w:r>
-        <w:t xml:space="preserve">Some layers aren't used by the questions; they're there for further study.</w:t>
+        <w:t xml:space="preserve">Layers the questions don't use are there for further study.</w:t>
       </w:r>
     </w:p>
     <w:p>
@@ -333,7 +340,7 @@
         </w:numPr>
         <w:spacing w:after="60"/>
       </w:pPr>
-      <w:hyperlink w:history="1" r:id="rIdr6pqj09bqkyoto6iwnkhw">
+      <w:hyperlink w:history="1" r:id="rIdjgzzbmlvdm5fcjxncj5vf">
         <w:r>
           <w:rPr>
             <w:color w:val="0A4FA8"/>
@@ -355,7 +362,7 @@
         </w:numPr>
         <w:spacing w:after="60"/>
       </w:pPr>
-      <w:hyperlink w:history="1" r:id="rIdn1qnqtufl6ko5l8n7cf-r">
+      <w:hyperlink w:history="1" r:id="rIdggeg5e7dh_uiajqrbccc9">
         <w:r>
           <w:rPr>
             <w:color w:val="0A4FA8"/>
@@ -377,7 +384,7 @@
         </w:numPr>
         <w:spacing w:after="60"/>
       </w:pPr>
-      <w:hyperlink w:history="1" r:id="rIdlwbiu6egkviwfmia0aq_j">
+      <w:hyperlink w:history="1" r:id="rIdgwfwgz6c3rrshfxr1bgyl">
         <w:r>
           <w:rPr>
             <w:color w:val="0A4FA8"/>
@@ -1469,7 +1476,7 @@
       <w:pStyle w:val="Credits"/>
     </w:pPr>
     <w:r>
-      <w:t xml:space="preserve">Teacher notes: Presidential Elections, 1796 and 1800, 0.3.0. For teachers.</w:t>
+      <w:t xml:space="preserve">Teacher notes: Presidential Elections, 1796 and 1800, 0.3.1. For teachers.</w:t>
     </w:r>
   </w:p>
 </w:ftr>

--- a/resources/dist/sheets/presidential-elections-1796-1800-teacher-notes-en.docx
+++ b/resources/dist/sheets/presidential-elections-1796-1800-teacher-notes-en.docx
@@ -45,7 +45,7 @@
         </w:rPr>
         <w:t xml:space="preserve">Map: </w:t>
       </w:r>
-      <w:hyperlink w:history="1" r:id="rIde_uhis9d98sd_vvy9zyeb">
+      <w:hyperlink w:history="1" r:id="rIdevxhqycir1xkhn1at_yg9">
         <w:r>
           <w:rPr>
             <w:color w:val="0A4FA8"/>
@@ -340,7 +340,7 @@
         </w:numPr>
         <w:spacing w:after="60"/>
       </w:pPr>
-      <w:hyperlink w:history="1" r:id="rIdjgzzbmlvdm5fcjxncj5vf">
+      <w:hyperlink w:history="1" r:id="rIdc153faymj6p_zwxd-jcji">
         <w:r>
           <w:rPr>
             <w:color w:val="0A4FA8"/>
@@ -362,7 +362,7 @@
         </w:numPr>
         <w:spacing w:after="60"/>
       </w:pPr>
-      <w:hyperlink w:history="1" r:id="rIdggeg5e7dh_uiajqrbccc9">
+      <w:hyperlink w:history="1" r:id="rIdnlcn3sjz5hvfuwpcd1itj">
         <w:r>
           <w:rPr>
             <w:color w:val="0A4FA8"/>
@@ -384,7 +384,7 @@
         </w:numPr>
         <w:spacing w:after="60"/>
       </w:pPr>
-      <w:hyperlink w:history="1" r:id="rIdgwfwgz6c3rrshfxr1bgyl">
+      <w:hyperlink w:history="1" r:id="rIdfsgtb4aajtdssj4qebxr_">
         <w:r>
           <w:rPr>
             <w:color w:val="0A4FA8"/>

--- a/resources/dist/sheets/presidential-elections-1796-1800-teacher-notes-en.docx
+++ b/resources/dist/sheets/presidential-elections-1796-1800-teacher-notes-en.docx
@@ -7,7 +7,7 @@
         <w:pStyle w:val="Heading1"/>
       </w:pPr>
       <w:r>
-        <w:t xml:space="preserve">Teacher notes: Presidential Elections, 1796 and 1800</w:t>
+        <w:t xml:space="preserve">Teacher notes: Political Parties and Federal Power, 1796–1819</w:t>
       </w:r>
     </w:p>
     <w:p>
@@ -45,13 +45,13 @@
         </w:rPr>
         <w:t xml:space="preserve">Map: </w:t>
       </w:r>
-      <w:hyperlink w:history="1" r:id="rIdevxhqycir1xkhn1at_yg9">
+      <w:hyperlink w:history="1" r:id="rIdgbdf0pvitfohhjdwqzu82">
         <w:r>
           <w:rPr>
             <w:color w:val="0A4FA8"/>
             <w:u w:val="single"/>
           </w:rPr>
-          <w:t xml:space="preserve">Presidential Elections, 1796 and 1800</w:t>
+          <w:t xml:space="preserve">Political Parties and Federal Power, 1796–1819</w:t>
         </w:r>
       </w:hyperlink>
     </w:p>
@@ -340,7 +340,7 @@
         </w:numPr>
         <w:spacing w:after="60"/>
       </w:pPr>
-      <w:hyperlink w:history="1" r:id="rIdc153faymj6p_zwxd-jcji">
+      <w:hyperlink w:history="1" r:id="rIdqfjtnrkpnb909fbbt72fp">
         <w:r>
           <w:rPr>
             <w:color w:val="0A4FA8"/>
@@ -362,7 +362,7 @@
         </w:numPr>
         <w:spacing w:after="60"/>
       </w:pPr>
-      <w:hyperlink w:history="1" r:id="rIdnlcn3sjz5hvfuwpcd1itj">
+      <w:hyperlink w:history="1" r:id="rId211ihp0ujgsjzkm2me78l">
         <w:r>
           <w:rPr>
             <w:color w:val="0A4FA8"/>
@@ -384,7 +384,7 @@
         </w:numPr>
         <w:spacing w:after="60"/>
       </w:pPr>
-      <w:hyperlink w:history="1" r:id="rIdfsgtb4aajtdssj4qebxr_">
+      <w:hyperlink w:history="1" r:id="rIdd536_wabyz3tvkzpwmafc">
         <w:r>
           <w:rPr>
             <w:color w:val="0A4FA8"/>
@@ -1476,7 +1476,7 @@
       <w:pStyle w:val="Credits"/>
     </w:pPr>
     <w:r>
-      <w:t xml:space="preserve">Teacher notes: Presidential Elections, 1796 and 1800, 0.3.1. For teachers.</w:t>
+      <w:t xml:space="preserve">Teacher notes: Political Parties and Federal Power, 1796–1819, 0.4.0. For teachers.</w:t>
     </w:r>
   </w:p>
 </w:ftr>

--- a/resources/dist/sheets/presidential-elections-1796-1800-teacher-notes-en.docx
+++ b/resources/dist/sheets/presidential-elections-1796-1800-teacher-notes-en.docx
@@ -45,7 +45,7 @@
         </w:rPr>
         <w:t xml:space="preserve">Map: </w:t>
       </w:r>
-      <w:hyperlink w:history="1" r:id="rIdgbdf0pvitfohhjdwqzu82">
+      <w:hyperlink w:history="1" r:id="rIdjb-jf3pwueyi1mhmr6r1k">
         <w:r>
           <w:rPr>
             <w:color w:val="0A4FA8"/>
@@ -190,11 +190,27 @@
         <w:pStyle w:val="Heading2"/>
       </w:pPr>
       <w:r>
-        <w:t xml:space="preserve">Materials</w:t>
-      </w:r>
-    </w:p>
-    <w:p>
-      <w:pPr>
+        <w:t xml:space="preserve">Before class</w:t>
+      </w:r>
+    </w:p>
+    <w:p>
+      <w:pPr>
+        <w:spacing w:after="100"/>
+      </w:pPr>
+      <w:r>
+        <w:rPr>
+          <w:b/>
+          <w:bCs/>
+        </w:rPr>
+        <w:t xml:space="preserve">About this map: </w:t>
+      </w:r>
+      <w:r>
+        <w:t xml:space="preserve">When the map opens, Election of 1796 and the Supreme Court layer are on and Election of 1800 is off, because the two sets of pie charts overlap. Students switch between the two elections in Map layers for questions 2 and 3.</w:t>
+      </w:r>
+    </w:p>
+    <w:p>
+      <w:pPr>
+        <w:pStyle w:val="Subtle"/>
         <w:spacing w:after="100"/>
       </w:pPr>
       <w:r>
@@ -206,22 +222,80 @@
         <w:pStyle w:val="Heading2"/>
       </w:pPr>
       <w:r>
-        <w:t xml:space="preserve">Before class</w:t>
-      </w:r>
-    </w:p>
-    <w:p>
-      <w:pPr>
-        <w:spacing w:after="100"/>
-      </w:pPr>
-      <w:r>
-        <w:rPr>
-          <w:b/>
-          <w:bCs/>
-        </w:rPr>
-        <w:t xml:space="preserve">About this map: </w:t>
-      </w:r>
-      <w:r>
-        <w:t xml:space="preserve">When the map opens, Election of 1796 and the Supreme Court layer are on and Election of 1800 is off, because the two sets of pie charts overlap. Students switch between the two elections in Map layers for questions 2 and 3.</w:t>
+        <w:t xml:space="preserve">Discussion questions</w:t>
+      </w:r>
+    </w:p>
+    <w:p>
+      <w:pPr>
+        <w:spacing w:after="60"/>
+        <w:ind w:left="540" w:hanging="360"/>
+      </w:pPr>
+      <w:r>
+        <w:t xml:space="preserve">1.	Comparing the 1796 and 1800 pies, where did the Federalists hold on and where did they lose ground? What do those regions have in common on the map?</w:t>
+      </w:r>
+    </w:p>
+    <w:p>
+      <w:pPr>
+        <w:spacing w:after="60"/>
+        <w:ind w:left="540" w:hanging="360"/>
+      </w:pPr>
+      <w:r>
+        <w:t xml:space="preserve">2.	In both elections a few states split their electors between the two candidates. Which states were they, and why might a state's electors not all vote the same way?</w:t>
+      </w:r>
+    </w:p>
+    <w:p>
+      <w:pPr>
+        <w:spacing w:after="60"/>
+        <w:ind w:left="540" w:hanging="360"/>
+      </w:pPr>
+      <w:r>
+        <w:t xml:space="preserve">3.	Marbury v. Madison and McCulloch v. Maryland both arose within a short distance of the capital. Using the distance you measured, why might the earliest tests of federal power have come from so close to Washington?</w:t>
+      </w:r>
+    </w:p>
+    <w:p>
+      <w:pPr>
+        <w:pStyle w:val="Heading2"/>
+      </w:pPr>
+      <w:r>
+        <w:t xml:space="preserve">Support and stretch</w:t>
+      </w:r>
+    </w:p>
+    <w:p>
+      <w:pPr>
+        <w:spacing w:after="60"/>
+      </w:pPr>
+      <w:r>
+        <w:rPr>
+          <w:b/>
+          <w:bCs/>
+        </w:rPr>
+        <w:t xml:space="preserve">Support: </w:t>
+      </w:r>
+      <w:r>
+        <w:t xml:space="preserve">Do question 1 from the front with the legend open, and write the two candidates and their colors on the board before pairs click the split states.</w:t>
+      </w:r>
+    </w:p>
+    <w:p>
+      <w:pPr>
+        <w:spacing w:after="100"/>
+      </w:pPr>
+      <w:r>
+        <w:rPr>
+          <w:b/>
+          <w:bCs/>
+        </w:rPr>
+        <w:t xml:space="preserve">Stretch: </w:t>
+      </w:r>
+      <w:r>
+        <w:t xml:space="preserve">Using both election layers and the electors in each pop-up title, work out which states Adams would have needed to win in 1800, and what New York's switch was worth.</w:t>
+      </w:r>
+    </w:p>
+    <w:p>
+      <w:pPr>
+        <w:pStyle w:val="Heading2"/>
+      </w:pPr>
+      <w:r>
+        <w:t xml:space="preserve">Further reading</w:t>
       </w:r>
     </w:p>
     <w:p>
@@ -233,114 +307,7 @@
         </w:numPr>
         <w:spacing w:after="60"/>
       </w:pPr>
-      <w:r>
-        <w:t xml:space="preserve">Open the map and click through the bookmarks and pop-ups. Check the legend at the zoom levels the questions use; it changes as you zoom and as layers are turned on and off.</w:t>
-      </w:r>
-    </w:p>
-    <w:p>
-      <w:pPr>
-        <w:pStyle w:val="ListParagraph"/>
-        <w:numPr>
-          <w:ilvl w:val="0"/>
-          <w:numId w:val="2"/>
-        </w:numPr>
-        <w:spacing w:after="60"/>
-      </w:pPr>
-      <w:r>
-        <w:t xml:space="preserve">Decide whether students work alone, in pairs or as a whole class, and whether they use the printed sheet or a digital copy.</w:t>
-      </w:r>
-    </w:p>
-    <w:p>
-      <w:pPr>
-        <w:pStyle w:val="ListParagraph"/>
-        <w:numPr>
-          <w:ilvl w:val="0"/>
-          <w:numId w:val="2"/>
-        </w:numPr>
-        <w:spacing w:after="60"/>
-      </w:pPr>
-      <w:r>
-        <w:t xml:space="preserve">Encourage students to look for patterns and make observations, not just to find the right answers.</w:t>
-      </w:r>
-    </w:p>
-    <w:p>
-      <w:pPr>
-        <w:pStyle w:val="ListParagraph"/>
-        <w:numPr>
-          <w:ilvl w:val="0"/>
-          <w:numId w:val="2"/>
-        </w:numPr>
-        <w:spacing w:after="60"/>
-      </w:pPr>
-      <w:r>
-        <w:t xml:space="preserve">Layers the questions don't use are there for further study.</w:t>
-      </w:r>
-    </w:p>
-    <w:p>
-      <w:pPr>
-        <w:pStyle w:val="Heading2"/>
-      </w:pPr>
-      <w:r>
-        <w:t xml:space="preserve">Discussion questions</w:t>
-      </w:r>
-    </w:p>
-    <w:p>
-      <w:pPr>
-        <w:pStyle w:val="ListParagraph"/>
-        <w:numPr>
-          <w:ilvl w:val="0"/>
-          <w:numId w:val="{n-0}"/>
-        </w:numPr>
-        <w:spacing w:after="60"/>
-      </w:pPr>
-      <w:r>
-        <w:t xml:space="preserve">Comparing the 1796 and 1800 pies, where did the Federalists hold on and where did they lose ground? What do those regions have in common on the map?</w:t>
-      </w:r>
-    </w:p>
-    <w:p>
-      <w:pPr>
-        <w:pStyle w:val="ListParagraph"/>
-        <w:numPr>
-          <w:ilvl w:val="0"/>
-          <w:numId w:val="{n-0}"/>
-        </w:numPr>
-        <w:spacing w:after="60"/>
-      </w:pPr>
-      <w:r>
-        <w:t xml:space="preserve">In both elections a few states split their electors between the two candidates. Which states were they, and why might a state's electors not all vote the same way?</w:t>
-      </w:r>
-    </w:p>
-    <w:p>
-      <w:pPr>
-        <w:pStyle w:val="ListParagraph"/>
-        <w:numPr>
-          <w:ilvl w:val="0"/>
-          <w:numId w:val="{n-0}"/>
-        </w:numPr>
-        <w:spacing w:after="60"/>
-      </w:pPr>
-      <w:r>
-        <w:t xml:space="preserve">Marbury v. Madison and McCulloch v. Maryland both arose within a short distance of the capital. Using the distance you measured, why might the earliest tests of federal power have come from so close to Washington?</w:t>
-      </w:r>
-    </w:p>
-    <w:p>
-      <w:pPr>
-        <w:pStyle w:val="Heading2"/>
-      </w:pPr>
-      <w:r>
-        <w:t xml:space="preserve">Further reading</w:t>
-      </w:r>
-    </w:p>
-    <w:p>
-      <w:pPr>
-        <w:pStyle w:val="ListParagraph"/>
-        <w:numPr>
-          <w:ilvl w:val="0"/>
-          <w:numId w:val="2"/>
-        </w:numPr>
-        <w:spacing w:after="60"/>
-      </w:pPr>
-      <w:hyperlink w:history="1" r:id="rIdqfjtnrkpnb909fbbt72fp">
+      <w:hyperlink w:history="1" r:id="rIdss3xem27ru07rgz-6jlqg">
         <w:r>
           <w:rPr>
             <w:color w:val="0A4FA8"/>
@@ -362,7 +329,7 @@
         </w:numPr>
         <w:spacing w:after="60"/>
       </w:pPr>
-      <w:hyperlink w:history="1" r:id="rId211ihp0ujgsjzkm2me78l">
+      <w:hyperlink w:history="1" r:id="rIdtv-jh2uh4p7hn8dwrshi3">
         <w:r>
           <w:rPr>
             <w:color w:val="0A4FA8"/>
@@ -384,7 +351,7 @@
         </w:numPr>
         <w:spacing w:after="60"/>
       </w:pPr>
-      <w:hyperlink w:history="1" r:id="rIdd536_wabyz3tvkzpwmafc">
+      <w:hyperlink w:history="1" r:id="rIdpwhox4a1ypywzosm0pftw">
         <w:r>
           <w:rPr>
             <w:color w:val="0A4FA8"/>
@@ -426,7 +393,7 @@
         <w:pStyle w:val="Heading3"/>
       </w:pPr>
       <w:r>
-        <w:t xml:space="preserve">1. The election of 1796</w:t>
+        <w:t xml:space="preserve">1. The election of 1796 (if you only do one), about 15 minutes</w:t>
       </w:r>
     </w:p>
     <w:p>
@@ -448,6 +415,76 @@
           <w:b/>
           <w:bCs/>
         </w:rPr>
+        <w:t xml:space="preserve">From the front: </w:t>
+      </w:r>
+      <w:r>
+        <w:t xml:space="preserve"/>
+      </w:r>
+    </w:p>
+    <w:p>
+      <w:pPr>
+        <w:spacing w:after="40"/>
+        <w:ind w:left="900" w:hanging="360"/>
+      </w:pPr>
+      <w:r>
+        <w:t xml:space="preserve">1.	Open The sixteen states bookmark.</w:t>
+      </w:r>
+    </w:p>
+    <w:p>
+      <w:pPr>
+        <w:spacing w:after="40"/>
+        <w:ind w:left="900" w:hanging="360"/>
+      </w:pPr>
+      <w:r>
+        <w:t xml:space="preserve">2.	Open the legend: orange for John Adams, blue for Thomas Jefferson.</w:t>
+      </w:r>
+    </w:p>
+    <w:p>
+      <w:pPr>
+        <w:spacing w:after="40"/>
+        <w:ind w:left="900" w:hanging="360"/>
+      </w:pPr>
+      <w:r>
+        <w:t xml:space="preserve">3.	Point out that bigger pies mean more electors.</w:t>
+      </w:r>
+    </w:p>
+    <w:p>
+      <w:pPr>
+        <w:spacing w:after="40"/>
+        <w:ind w:left="900" w:hanging="360"/>
+      </w:pPr>
+      <w:r>
+        <w:t xml:space="preserve">4.	Ask: which part of the country mostly voted for Adams, and which for Jefferson?</w:t>
+      </w:r>
+    </w:p>
+    <w:p>
+      <w:pPr>
+        <w:spacing w:after="40"/>
+        <w:ind w:left="900" w:hanging="360"/>
+      </w:pPr>
+      <w:r>
+        <w:t xml:space="preserve">5.	Click one two-color pie and read the 1796 votes line of the pop-up.</w:t>
+      </w:r>
+    </w:p>
+    <w:p>
+      <w:pPr>
+        <w:spacing w:after="40"/>
+        <w:ind w:left="900" w:hanging="360"/>
+      </w:pPr>
+      <w:r>
+        <w:t xml:space="preserve">6.	Ask: which states split their votes, and how?</w:t>
+      </w:r>
+    </w:p>
+    <w:p>
+      <w:pPr>
+        <w:spacing w:after="100"/>
+        <w:ind w:left="360"/>
+      </w:pPr>
+      <w:r>
+        <w:rPr>
+          <w:b/>
+          <w:bCs/>
+        </w:rPr>
         <w:t xml:space="preserve">Where to find it on the map: </w:t>
       </w:r>
       <w:r>
@@ -491,7 +528,7 @@
         <w:pStyle w:val="Heading3"/>
       </w:pPr>
       <w:r>
-        <w:t xml:space="preserve">2. The election of 1800</w:t>
+        <w:t xml:space="preserve">2. The election of 1800, about 10 minutes</w:t>
       </w:r>
     </w:p>
     <w:p>
@@ -513,6 +550,58 @@
           <w:b/>
           <w:bCs/>
         </w:rPr>
+        <w:t xml:space="preserve">From the front: </w:t>
+      </w:r>
+      <w:r>
+        <w:t xml:space="preserve"/>
+      </w:r>
+    </w:p>
+    <w:p>
+      <w:pPr>
+        <w:spacing w:after="40"/>
+        <w:ind w:left="900" w:hanging="360"/>
+      </w:pPr>
+      <w:r>
+        <w:t xml:space="preserve">1.	In Map layers, turn off Election of 1796: electors' votes and turn on Election of 1800: electors' votes.</w:t>
+      </w:r>
+    </w:p>
+    <w:p>
+      <w:pPr>
+        <w:spacing w:after="40"/>
+        <w:ind w:left="900" w:hanging="360"/>
+      </w:pPr>
+      <w:r>
+        <w:t xml:space="preserve">2.	Ask: which states have two-color pies this time?</w:t>
+      </w:r>
+    </w:p>
+    <w:p>
+      <w:pPr>
+        <w:spacing w:after="40"/>
+        <w:ind w:left="900" w:hanging="360"/>
+      </w:pPr>
+      <w:r>
+        <w:t xml:space="preserve">3.	Click one of them and read the 1800 votes line of the pop-up.</w:t>
+      </w:r>
+    </w:p>
+    <w:p>
+      <w:pPr>
+        <w:spacing w:after="40"/>
+        <w:ind w:left="900" w:hanging="360"/>
+      </w:pPr>
+      <w:r>
+        <w:t xml:space="preserve">4.	Ask: how did its electors divide, and which state was the closest?</w:t>
+      </w:r>
+    </w:p>
+    <w:p>
+      <w:pPr>
+        <w:spacing w:after="100"/>
+        <w:ind w:left="360"/>
+      </w:pPr>
+      <w:r>
+        <w:rPr>
+          <w:b/>
+          <w:bCs/>
+        </w:rPr>
         <w:t xml:space="preserve">Where to find it on the map: </w:t>
       </w:r>
       <w:r>
@@ -540,7 +629,7 @@
         <w:pStyle w:val="Heading3"/>
       </w:pPr>
       <w:r>
-        <w:t xml:space="preserve">3. Which states switched?</w:t>
+        <w:t xml:space="preserve">3. Which states switched?, about 12 minutes</w:t>
       </w:r>
     </w:p>
     <w:p>
@@ -562,6 +651,76 @@
           <w:b/>
           <w:bCs/>
         </w:rPr>
+        <w:t xml:space="preserve">From the front: </w:t>
+      </w:r>
+      <w:r>
+        <w:t xml:space="preserve"/>
+      </w:r>
+    </w:p>
+    <w:p>
+      <w:pPr>
+        <w:spacing w:after="40"/>
+        <w:ind w:left="900" w:hanging="360"/>
+      </w:pPr>
+      <w:r>
+        <w:t xml:space="preserve">1.	In Map layers, switch Election of 1796 off and Election of 1800 on, then back, so the class sees the change.</w:t>
+      </w:r>
+    </w:p>
+    <w:p>
+      <w:pPr>
+        <w:spacing w:after="40"/>
+        <w:ind w:left="900" w:hanging="360"/>
+      </w:pPr>
+      <w:r>
+        <w:t xml:space="preserve">2.	Ask: which state's whole pie changed from orange to blue?</w:t>
+      </w:r>
+    </w:p>
+    <w:p>
+      <w:pPr>
+        <w:spacing w:after="40"/>
+        <w:ind w:left="900" w:hanging="360"/>
+      </w:pPr>
+      <w:r>
+        <w:t xml:space="preserve">3.	Click that state's pie and read the number of electors in the pop-up title.</w:t>
+      </w:r>
+    </w:p>
+    <w:p>
+      <w:pPr>
+        <w:spacing w:after="40"/>
+        <w:ind w:left="900" w:hanging="360"/>
+      </w:pPr>
+      <w:r>
+        <w:t xml:space="preserve">4.	Switch the layers again and look at the two-color pies.</w:t>
+      </w:r>
+    </w:p>
+    <w:p>
+      <w:pPr>
+        <w:spacing w:after="40"/>
+        <w:ind w:left="900" w:hanging="360"/>
+      </w:pPr>
+      <w:r>
+        <w:t xml:space="preserve">5.	Ask: which states' pies changed their shares, and did any New England state change?</w:t>
+      </w:r>
+    </w:p>
+    <w:p>
+      <w:pPr>
+        <w:spacing w:after="40"/>
+        <w:ind w:left="900" w:hanging="360"/>
+      </w:pPr>
+      <w:r>
+        <w:t xml:space="preserve">6.	Ask: where was each party strong, and where did the two compete?</w:t>
+      </w:r>
+    </w:p>
+    <w:p>
+      <w:pPr>
+        <w:spacing w:after="100"/>
+        <w:ind w:left="360"/>
+      </w:pPr>
+      <w:r>
+        <w:rPr>
+          <w:b/>
+          <w:bCs/>
+        </w:rPr>
         <w:t xml:space="preserve">Where to find it on the map: </w:t>
       </w:r>
       <w:r>
@@ -605,7 +764,7 @@
         <w:pStyle w:val="Heading3"/>
       </w:pPr>
       <w:r>
-        <w:t xml:space="preserve">4. The Supreme Court, near the capital</w:t>
+        <w:t xml:space="preserve">4. The Supreme Court, near the capital, about 12 minutes</w:t>
       </w:r>
     </w:p>
     <w:p>
@@ -615,6 +774,76 @@
       </w:pPr>
       <w:r>
         <w:t xml:space="preserve">Click the two pink squares and read Why here to find what happened in each place; measure the straight-line distance between them and ask why both cases arose so close to the capital.</w:t>
+      </w:r>
+    </w:p>
+    <w:p>
+      <w:pPr>
+        <w:spacing w:after="100"/>
+        <w:ind w:left="360"/>
+      </w:pPr>
+      <w:r>
+        <w:rPr>
+          <w:b/>
+          <w:bCs/>
+        </w:rPr>
+        <w:t xml:space="preserve">From the front: </w:t>
+      </w:r>
+      <w:r>
+        <w:t xml:space="preserve"/>
+      </w:r>
+    </w:p>
+    <w:p>
+      <w:pPr>
+        <w:spacing w:after="40"/>
+        <w:ind w:left="900" w:hanging="360"/>
+      </w:pPr>
+      <w:r>
+        <w:t xml:space="preserve">1.	Zoom in on the two pink squares near the capital.</w:t>
+      </w:r>
+    </w:p>
+    <w:p>
+      <w:pPr>
+        <w:spacing w:after="40"/>
+        <w:ind w:left="900" w:hanging="360"/>
+      </w:pPr>
+      <w:r>
+        <w:t xml:space="preserve">2.	Click Marbury v. Madison (1803) and read the Why here part of the pop-up.</w:t>
+      </w:r>
+    </w:p>
+    <w:p>
+      <w:pPr>
+        <w:spacing w:after="40"/>
+        <w:ind w:left="900" w:hanging="360"/>
+      </w:pPr>
+      <w:r>
+        <w:t xml:space="preserve">3.	Click McCulloch v. Maryland (1819) and read its Why here part.</w:t>
+      </w:r>
+    </w:p>
+    <w:p>
+      <w:pPr>
+        <w:spacing w:after="40"/>
+        <w:ind w:left="900" w:hanging="360"/>
+      </w:pPr>
+      <w:r>
+        <w:t xml:space="preserve">4.	Ask: what happened in each place to bring the case to the Court?</w:t>
+      </w:r>
+    </w:p>
+    <w:p>
+      <w:pPr>
+        <w:spacing w:after="40"/>
+        <w:ind w:left="900" w:hanging="360"/>
+      </w:pPr>
+      <w:r>
+        <w:t xml:space="preserve">5.	Open Measure and click from one square to the other for the straight-line distance in miles.</w:t>
+      </w:r>
+    </w:p>
+    <w:p>
+      <w:pPr>
+        <w:spacing w:after="40"/>
+        <w:ind w:left="900" w:hanging="360"/>
+      </w:pPr>
+      <w:r>
+        <w:t xml:space="preserve">6.	Ask: why might both cases have come from so near the capital?</w:t>
       </w:r>
     </w:p>
     <w:p>
@@ -1476,7 +1705,7 @@
       <w:pStyle w:val="Credits"/>
     </w:pPr>
     <w:r>
-      <w:t xml:space="preserve">Teacher notes: Political Parties and Federal Power, 1796–1819, 0.4.0. For teachers.</w:t>
+      <w:t xml:space="preserve">Teacher notes: Political Parties and Federal Power, 1796–1819, 0.5.0. For teachers.</w:t>
     </w:r>
   </w:p>
 </w:ftr>

--- a/resources/dist/sheets/presidential-elections-1796-1800-teacher-notes-en.docx
+++ b/resources/dist/sheets/presidential-elections-1796-1800-teacher-notes-en.docx
@@ -45,7 +45,7 @@
         </w:rPr>
         <w:t xml:space="preserve">Map: </w:t>
       </w:r>
-      <w:hyperlink w:history="1" r:id="rIdjb-jf3pwueyi1mhmr6r1k">
+      <w:hyperlink w:history="1" r:id="rIdh4fbbrpwhz3ioakery_-e">
         <w:r>
           <w:rPr>
             <w:color w:val="0A4FA8"/>
@@ -307,7 +307,7 @@
         </w:numPr>
         <w:spacing w:after="60"/>
       </w:pPr>
-      <w:hyperlink w:history="1" r:id="rIdss3xem27ru07rgz-6jlqg">
+      <w:hyperlink w:history="1" r:id="rIdtu7m6s6b5esguox4i-afc">
         <w:r>
           <w:rPr>
             <w:color w:val="0A4FA8"/>
@@ -329,7 +329,7 @@
         </w:numPr>
         <w:spacing w:after="60"/>
       </w:pPr>
-      <w:hyperlink w:history="1" r:id="rIdtv-jh2uh4p7hn8dwrshi3">
+      <w:hyperlink w:history="1" r:id="rIdwvsxruynjbnfotaavzi3o">
         <w:r>
           <w:rPr>
             <w:color w:val="0A4FA8"/>
@@ -351,7 +351,7 @@
         </w:numPr>
         <w:spacing w:after="60"/>
       </w:pPr>
-      <w:hyperlink w:history="1" r:id="rIdpwhox4a1ypywzosm0pftw">
+      <w:hyperlink w:history="1" r:id="rIdkds3h83ixsrh946hkvdqh">
         <w:r>
           <w:rPr>
             <w:color w:val="0A4FA8"/>

--- a/resources/dist/sheets/presidential-elections-1796-1800-teacher-notes-en.docx
+++ b/resources/dist/sheets/presidential-elections-1796-1800-teacher-notes-en.docx
@@ -45,7 +45,7 @@
         </w:rPr>
         <w:t xml:space="preserve">Map: </w:t>
       </w:r>
-      <w:hyperlink w:history="1" r:id="rIdh4fbbrpwhz3ioakery_-e">
+      <w:hyperlink w:history="1" r:id="rIdisrhgv6rf_lxdytg530ts">
         <w:r>
           <w:rPr>
             <w:color w:val="0A4FA8"/>
@@ -307,7 +307,7 @@
         </w:numPr>
         <w:spacing w:after="60"/>
       </w:pPr>
-      <w:hyperlink w:history="1" r:id="rIdtu7m6s6b5esguox4i-afc">
+      <w:hyperlink w:history="1" r:id="rIdrijpuyla0lgahcihxjzl_">
         <w:r>
           <w:rPr>
             <w:color w:val="0A4FA8"/>
@@ -329,7 +329,7 @@
         </w:numPr>
         <w:spacing w:after="60"/>
       </w:pPr>
-      <w:hyperlink w:history="1" r:id="rIdwvsxruynjbnfotaavzi3o">
+      <w:hyperlink w:history="1" r:id="rIdxlophw9ybbvz75puff7yb">
         <w:r>
           <w:rPr>
             <w:color w:val="0A4FA8"/>
@@ -351,7 +351,7 @@
         </w:numPr>
         <w:spacing w:after="60"/>
       </w:pPr>
-      <w:hyperlink w:history="1" r:id="rIdkds3h83ixsrh946hkvdqh">
+      <w:hyperlink w:history="1" r:id="rIda-zsvcwtoalx9hqh53wbf">
         <w:r>
           <w:rPr>
             <w:color w:val="0A4FA8"/>
@@ -1705,7 +1705,7 @@
       <w:pStyle w:val="Credits"/>
     </w:pPr>
     <w:r>
-      <w:t xml:space="preserve">Teacher notes: Political Parties and Federal Power, 1796–1819, 0.5.0. For teachers.</w:t>
+      <w:t xml:space="preserve">Teacher notes: Political Parties and Federal Power, 1796–1819, 0.6.0. For teachers.</w:t>
     </w:r>
   </w:p>
 </w:ftr>

--- a/resources/dist/sheets/presidential-elections-1796-1800-teacher-notes-en.docx
+++ b/resources/dist/sheets/presidential-elections-1796-1800-teacher-notes-en.docx
@@ -45,7 +45,7 @@
         </w:rPr>
         <w:t xml:space="preserve">Map: </w:t>
       </w:r>
-      <w:hyperlink w:history="1" r:id="rIdisrhgv6rf_lxdytg530ts">
+      <w:hyperlink w:history="1" r:id="rId2z8agevmyd3z1lqat8uox">
         <w:r>
           <w:rPr>
             <w:color w:val="0A4FA8"/>
@@ -307,7 +307,7 @@
         </w:numPr>
         <w:spacing w:after="60"/>
       </w:pPr>
-      <w:hyperlink w:history="1" r:id="rIdrijpuyla0lgahcihxjzl_">
+      <w:hyperlink w:history="1" r:id="rIdrywacyxrgauu_j4yu7a-2">
         <w:r>
           <w:rPr>
             <w:color w:val="0A4FA8"/>
@@ -329,7 +329,7 @@
         </w:numPr>
         <w:spacing w:after="60"/>
       </w:pPr>
-      <w:hyperlink w:history="1" r:id="rIdxlophw9ybbvz75puff7yb">
+      <w:hyperlink w:history="1" r:id="rId7sorayxbtvgequu6ndc6v">
         <w:r>
           <w:rPr>
             <w:color w:val="0A4FA8"/>
@@ -351,7 +351,7 @@
         </w:numPr>
         <w:spacing w:after="60"/>
       </w:pPr>
-      <w:hyperlink w:history="1" r:id="rIda-zsvcwtoalx9hqh53wbf">
+      <w:hyperlink w:history="1" r:id="rIdn3c52mtc5elubne3j54on">
         <w:r>
           <w:rPr>
             <w:color w:val="0A4FA8"/>
@@ -908,6 +908,816 @@
       </w:pPr>
       <w:r>
         <w:t xml:space="preserve">Students answer with evidence from at least two layers. Some ways to do it: a paragraph; a sketch that marks each party's region (sketches are not saved, so students should screenshot or describe them); or sketch pins for the First Bank of the United States (Philadelphia, 1791) and Washington's Farewell Address (published in Philadelphia, 1796), with notes. Accept answers that name a region for each party, use the split states or New York's switch as evidence, and connect the parties to a dispute over federal power (the bank, the courts).</w:t>
+      </w:r>
+    </w:p>
+    <w:p>
+      <w:pPr>
+        <w:pStyle w:val="Heading2"/>
+      </w:pPr>
+      <w:r>
+        <w:t xml:space="preserve">Assessing the answer</w:t>
+      </w:r>
+    </w:p>
+    <w:p>
+      <w:pPr>
+        <w:spacing w:after="100"/>
+      </w:pPr>
+      <w:r>
+        <w:t xml:space="preserve">One way to assess the answer to the compelling question: the rubric every lesson shares (four criteria, four levels), with this lesson's own line on what counts as map evidence, and a model answer at the top level. Use it as it is, adapt it, or use your own.</w:t>
+      </w:r>
+    </w:p>
+    <w:p>
+      <w:pPr>
+        <w:spacing w:after="100"/>
+        <w:ind w:left="360"/>
+      </w:pPr>
+      <w:r>
+        <w:rPr>
+          <w:b/>
+          <w:bCs/>
+        </w:rPr>
+        <w:t xml:space="preserve">Map evidence in this lesson: </w:t>
+      </w:r>
+      <w:r>
+        <w:t xml:space="preserve">Strong answers use the pies and legend of the Election of 1796 and Election of 1800 layers (orange for Adams, blue for Jefferson) with numbers from the pop-up votes lines, such as New York's 12 electors switching from all Adams to all Jefferson, Maryland 7–4 then 5–5 and Pennsylvania 14–1 then 8–7, and the Why here parts of the Supreme Court pop-ups with a Measure distance of about 35 miles.</w:t>
+      </w:r>
+    </w:p>
+    <w:tbl>
+      <w:tblPr>
+        <w:tblW w:type="dxa" w:w="10080"/>
+        <w:tblBorders>
+          <w:top w:val="single" w:color="auto" w:sz="4"/>
+          <w:left w:val="single" w:color="auto" w:sz="4"/>
+          <w:bottom w:val="single" w:color="auto" w:sz="4"/>
+          <w:right w:val="single" w:color="auto" w:sz="4"/>
+          <w:insideH w:val="single" w:color="auto" w:sz="4"/>
+          <w:insideV w:val="single" w:color="auto" w:sz="4"/>
+        </w:tblBorders>
+      </w:tblPr>
+      <w:tblGrid>
+        <w:gridCol w:w="2016"/>
+        <w:gridCol w:w="2016"/>
+        <w:gridCol w:w="2016"/>
+        <w:gridCol w:w="2016"/>
+        <w:gridCol w:w="2016"/>
+      </w:tblGrid>
+      <w:tr>
+        <w:trPr>
+          <w:tblHeader/>
+        </w:trPr>
+        <w:tc>
+          <w:tcPr>
+            <w:tcW w:type="dxa" w:w="2016"/>
+            <w:tcBorders>
+              <w:top w:val="single" w:color="BFBFBF" w:sz="4"/>
+              <w:left w:val="single" w:color="BFBFBF" w:sz="4"/>
+              <w:bottom w:val="single" w:color="BFBFBF" w:sz="4"/>
+              <w:right w:val="single" w:color="BFBFBF" w:sz="4"/>
+            </w:tcBorders>
+            <w:shd w:fill="E7EDF3" w:color="auto" w:val="clear"/>
+            <w:tcMar>
+              <w:top w:type="dxa" w:w="60"/>
+              <w:left w:type="dxa" w:w="90"/>
+              <w:bottom w:type="dxa" w:w="60"/>
+              <w:right w:type="dxa" w:w="90"/>
+            </w:tcMar>
+          </w:tcPr>
+          <w:p>
+            <w:r>
+              <w:rPr>
+                <w:b/>
+                <w:bCs/>
+                <w:sz w:val="20"/>
+                <w:szCs w:val="20"/>
+              </w:rPr>
+              <w:t xml:space="preserve">Criterion</w:t>
+            </w:r>
+          </w:p>
+        </w:tc>
+        <w:tc>
+          <w:tcPr>
+            <w:tcW w:type="dxa" w:w="2016"/>
+            <w:tcBorders>
+              <w:top w:val="single" w:color="BFBFBF" w:sz="4"/>
+              <w:left w:val="single" w:color="BFBFBF" w:sz="4"/>
+              <w:bottom w:val="single" w:color="BFBFBF" w:sz="4"/>
+              <w:right w:val="single" w:color="BFBFBF" w:sz="4"/>
+            </w:tcBorders>
+            <w:shd w:fill="E7EDF3" w:color="auto" w:val="clear"/>
+            <w:tcMar>
+              <w:top w:type="dxa" w:w="60"/>
+              <w:left w:type="dxa" w:w="90"/>
+              <w:bottom w:type="dxa" w:w="60"/>
+              <w:right w:type="dxa" w:w="90"/>
+            </w:tcMar>
+          </w:tcPr>
+          <w:p>
+            <w:r>
+              <w:rPr>
+                <w:b/>
+                <w:bCs/>
+                <w:sz w:val="20"/>
+                <w:szCs w:val="20"/>
+              </w:rPr>
+              <w:t xml:space="preserve">1 Beginning</w:t>
+            </w:r>
+          </w:p>
+        </w:tc>
+        <w:tc>
+          <w:tcPr>
+            <w:tcW w:type="dxa" w:w="2016"/>
+            <w:tcBorders>
+              <w:top w:val="single" w:color="BFBFBF" w:sz="4"/>
+              <w:left w:val="single" w:color="BFBFBF" w:sz="4"/>
+              <w:bottom w:val="single" w:color="BFBFBF" w:sz="4"/>
+              <w:right w:val="single" w:color="BFBFBF" w:sz="4"/>
+            </w:tcBorders>
+            <w:shd w:fill="E7EDF3" w:color="auto" w:val="clear"/>
+            <w:tcMar>
+              <w:top w:type="dxa" w:w="60"/>
+              <w:left w:type="dxa" w:w="90"/>
+              <w:bottom w:type="dxa" w:w="60"/>
+              <w:right w:type="dxa" w:w="90"/>
+            </w:tcMar>
+          </w:tcPr>
+          <w:p>
+            <w:r>
+              <w:rPr>
+                <w:b/>
+                <w:bCs/>
+                <w:sz w:val="20"/>
+                <w:szCs w:val="20"/>
+              </w:rPr>
+              <w:t xml:space="preserve">2 Developing</w:t>
+            </w:r>
+          </w:p>
+        </w:tc>
+        <w:tc>
+          <w:tcPr>
+            <w:tcW w:type="dxa" w:w="2016"/>
+            <w:tcBorders>
+              <w:top w:val="single" w:color="BFBFBF" w:sz="4"/>
+              <w:left w:val="single" w:color="BFBFBF" w:sz="4"/>
+              <w:bottom w:val="single" w:color="BFBFBF" w:sz="4"/>
+              <w:right w:val="single" w:color="BFBFBF" w:sz="4"/>
+            </w:tcBorders>
+            <w:shd w:fill="E7EDF3" w:color="auto" w:val="clear"/>
+            <w:tcMar>
+              <w:top w:type="dxa" w:w="60"/>
+              <w:left w:type="dxa" w:w="90"/>
+              <w:bottom w:type="dxa" w:w="60"/>
+              <w:right w:type="dxa" w:w="90"/>
+            </w:tcMar>
+          </w:tcPr>
+          <w:p>
+            <w:r>
+              <w:rPr>
+                <w:b/>
+                <w:bCs/>
+                <w:sz w:val="20"/>
+                <w:szCs w:val="20"/>
+              </w:rPr>
+              <w:t xml:space="preserve">3 Secure</w:t>
+            </w:r>
+          </w:p>
+        </w:tc>
+        <w:tc>
+          <w:tcPr>
+            <w:tcW w:type="dxa" w:w="2016"/>
+            <w:tcBorders>
+              <w:top w:val="single" w:color="BFBFBF" w:sz="4"/>
+              <w:left w:val="single" w:color="BFBFBF" w:sz="4"/>
+              <w:bottom w:val="single" w:color="BFBFBF" w:sz="4"/>
+              <w:right w:val="single" w:color="BFBFBF" w:sz="4"/>
+            </w:tcBorders>
+            <w:shd w:fill="E7EDF3" w:color="auto" w:val="clear"/>
+            <w:tcMar>
+              <w:top w:type="dxa" w:w="60"/>
+              <w:left w:type="dxa" w:w="90"/>
+              <w:bottom w:type="dxa" w:w="60"/>
+              <w:right w:type="dxa" w:w="90"/>
+            </w:tcMar>
+          </w:tcPr>
+          <w:p>
+            <w:r>
+              <w:rPr>
+                <w:b/>
+                <w:bCs/>
+                <w:sz w:val="20"/>
+                <w:szCs w:val="20"/>
+              </w:rPr>
+              <w:t xml:space="preserve">4 Strong</w:t>
+            </w:r>
+          </w:p>
+        </w:tc>
+      </w:tr>
+      <w:tr>
+        <w:trPr>
+          <w:cantSplit/>
+        </w:trPr>
+        <w:tc>
+          <w:tcPr>
+            <w:tcW w:type="dxa" w:w="2016"/>
+            <w:tcBorders>
+              <w:top w:val="single" w:color="BFBFBF" w:sz="4"/>
+              <w:left w:val="single" w:color="BFBFBF" w:sz="4"/>
+              <w:bottom w:val="single" w:color="BFBFBF" w:sz="4"/>
+              <w:right w:val="single" w:color="BFBFBF" w:sz="4"/>
+            </w:tcBorders>
+            <w:tcMar>
+              <w:top w:type="dxa" w:w="60"/>
+              <w:left w:type="dxa" w:w="90"/>
+              <w:bottom w:type="dxa" w:w="60"/>
+              <w:right w:type="dxa" w:w="90"/>
+            </w:tcMar>
+          </w:tcPr>
+          <w:p>
+            <w:r>
+              <w:rPr>
+                <w:b w:val="false"/>
+                <w:bCs w:val="false"/>
+                <w:sz w:val="20"/>
+                <w:szCs w:val="20"/>
+              </w:rPr>
+              <w:t xml:space="preserve">Claim</w:t>
+            </w:r>
+          </w:p>
+        </w:tc>
+        <w:tc>
+          <w:tcPr>
+            <w:tcW w:type="dxa" w:w="2016"/>
+            <w:tcBorders>
+              <w:top w:val="single" w:color="BFBFBF" w:sz="4"/>
+              <w:left w:val="single" w:color="BFBFBF" w:sz="4"/>
+              <w:bottom w:val="single" w:color="BFBFBF" w:sz="4"/>
+              <w:right w:val="single" w:color="BFBFBF" w:sz="4"/>
+            </w:tcBorders>
+            <w:tcMar>
+              <w:top w:type="dxa" w:w="60"/>
+              <w:left w:type="dxa" w:w="90"/>
+              <w:bottom w:type="dxa" w:w="60"/>
+              <w:right w:type="dxa" w:w="90"/>
+            </w:tcMar>
+          </w:tcPr>
+          <w:p>
+            <w:r>
+              <w:rPr>
+                <w:b w:val="false"/>
+                <w:bCs w:val="false"/>
+                <w:sz w:val="20"/>
+                <w:szCs w:val="20"/>
+              </w:rPr>
+              <w:t xml:space="preserve">No clear answer to the big question, or restates the question.</w:t>
+            </w:r>
+          </w:p>
+        </w:tc>
+        <w:tc>
+          <w:tcPr>
+            <w:tcW w:type="dxa" w:w="2016"/>
+            <w:tcBorders>
+              <w:top w:val="single" w:color="BFBFBF" w:sz="4"/>
+              <w:left w:val="single" w:color="BFBFBF" w:sz="4"/>
+              <w:bottom w:val="single" w:color="BFBFBF" w:sz="4"/>
+              <w:right w:val="single" w:color="BFBFBF" w:sz="4"/>
+            </w:tcBorders>
+            <w:tcMar>
+              <w:top w:type="dxa" w:w="60"/>
+              <w:left w:type="dxa" w:w="90"/>
+              <w:bottom w:type="dxa" w:w="60"/>
+              <w:right w:type="dxa" w:w="90"/>
+            </w:tcMar>
+          </w:tcPr>
+          <w:p>
+            <w:r>
+              <w:rPr>
+                <w:b w:val="false"/>
+                <w:bCs w:val="false"/>
+                <w:sz w:val="20"/>
+                <w:szCs w:val="20"/>
+              </w:rPr>
+              <w:t xml:space="preserve">Gives an answer, but it is vague or only partly about the big question.</w:t>
+            </w:r>
+          </w:p>
+        </w:tc>
+        <w:tc>
+          <w:tcPr>
+            <w:tcW w:type="dxa" w:w="2016"/>
+            <w:tcBorders>
+              <w:top w:val="single" w:color="BFBFBF" w:sz="4"/>
+              <w:left w:val="single" w:color="BFBFBF" w:sz="4"/>
+              <w:bottom w:val="single" w:color="BFBFBF" w:sz="4"/>
+              <w:right w:val="single" w:color="BFBFBF" w:sz="4"/>
+            </w:tcBorders>
+            <w:tcMar>
+              <w:top w:type="dxa" w:w="60"/>
+              <w:left w:type="dxa" w:w="90"/>
+              <w:bottom w:type="dxa" w:w="60"/>
+              <w:right w:type="dxa" w:w="90"/>
+            </w:tcMar>
+          </w:tcPr>
+          <w:p>
+            <w:r>
+              <w:rPr>
+                <w:b w:val="false"/>
+                <w:bCs w:val="false"/>
+                <w:sz w:val="20"/>
+                <w:szCs w:val="20"/>
+              </w:rPr>
+              <w:t xml:space="preserve">Gives a clear answer to the big question.</w:t>
+            </w:r>
+          </w:p>
+        </w:tc>
+        <w:tc>
+          <w:tcPr>
+            <w:tcW w:type="dxa" w:w="2016"/>
+            <w:tcBorders>
+              <w:top w:val="single" w:color="BFBFBF" w:sz="4"/>
+              <w:left w:val="single" w:color="BFBFBF" w:sz="4"/>
+              <w:bottom w:val="single" w:color="BFBFBF" w:sz="4"/>
+              <w:right w:val="single" w:color="BFBFBF" w:sz="4"/>
+            </w:tcBorders>
+            <w:tcMar>
+              <w:top w:type="dxa" w:w="60"/>
+              <w:left w:type="dxa" w:w="90"/>
+              <w:bottom w:type="dxa" w:w="60"/>
+              <w:right w:type="dxa" w:w="90"/>
+            </w:tcMar>
+          </w:tcPr>
+          <w:p>
+            <w:r>
+              <w:rPr>
+                <w:b w:val="false"/>
+                <w:bCs w:val="false"/>
+                <w:sz w:val="20"/>
+                <w:szCs w:val="20"/>
+              </w:rPr>
+              <w:t xml:space="preserve">Gives a clear answer and says how far it holds (for example, where or when it does not).</w:t>
+            </w:r>
+          </w:p>
+        </w:tc>
+      </w:tr>
+      <w:tr>
+        <w:trPr>
+          <w:cantSplit/>
+        </w:trPr>
+        <w:tc>
+          <w:tcPr>
+            <w:tcW w:type="dxa" w:w="2016"/>
+            <w:tcBorders>
+              <w:top w:val="single" w:color="BFBFBF" w:sz="4"/>
+              <w:left w:val="single" w:color="BFBFBF" w:sz="4"/>
+              <w:bottom w:val="single" w:color="BFBFBF" w:sz="4"/>
+              <w:right w:val="single" w:color="BFBFBF" w:sz="4"/>
+            </w:tcBorders>
+            <w:tcMar>
+              <w:top w:type="dxa" w:w="60"/>
+              <w:left w:type="dxa" w:w="90"/>
+              <w:bottom w:type="dxa" w:w="60"/>
+              <w:right w:type="dxa" w:w="90"/>
+            </w:tcMar>
+          </w:tcPr>
+          <w:p>
+            <w:r>
+              <w:rPr>
+                <w:b w:val="false"/>
+                <w:bCs w:val="false"/>
+                <w:sz w:val="20"/>
+                <w:szCs w:val="20"/>
+              </w:rPr>
+              <w:t xml:space="preserve">Map evidence</w:t>
+            </w:r>
+          </w:p>
+        </w:tc>
+        <w:tc>
+          <w:tcPr>
+            <w:tcW w:type="dxa" w:w="2016"/>
+            <w:tcBorders>
+              <w:top w:val="single" w:color="BFBFBF" w:sz="4"/>
+              <w:left w:val="single" w:color="BFBFBF" w:sz="4"/>
+              <w:bottom w:val="single" w:color="BFBFBF" w:sz="4"/>
+              <w:right w:val="single" w:color="BFBFBF" w:sz="4"/>
+            </w:tcBorders>
+            <w:tcMar>
+              <w:top w:type="dxa" w:w="60"/>
+              <w:left w:type="dxa" w:w="90"/>
+              <w:bottom w:type="dxa" w:w="60"/>
+              <w:right w:type="dxa" w:w="90"/>
+            </w:tcMar>
+          </w:tcPr>
+          <w:p>
+            <w:r>
+              <w:rPr>
+                <w:b w:val="false"/>
+                <w:bCs w:val="false"/>
+                <w:sz w:val="20"/>
+                <w:szCs w:val="20"/>
+              </w:rPr>
+              <w:t xml:space="preserve">No evidence from the map, or evidence that is not on the map.</w:t>
+            </w:r>
+          </w:p>
+        </w:tc>
+        <w:tc>
+          <w:tcPr>
+            <w:tcW w:type="dxa" w:w="2016"/>
+            <w:tcBorders>
+              <w:top w:val="single" w:color="BFBFBF" w:sz="4"/>
+              <w:left w:val="single" w:color="BFBFBF" w:sz="4"/>
+              <w:bottom w:val="single" w:color="BFBFBF" w:sz="4"/>
+              <w:right w:val="single" w:color="BFBFBF" w:sz="4"/>
+            </w:tcBorders>
+            <w:tcMar>
+              <w:top w:type="dxa" w:w="60"/>
+              <w:left w:type="dxa" w:w="90"/>
+              <w:bottom w:type="dxa" w:w="60"/>
+              <w:right w:type="dxa" w:w="90"/>
+            </w:tcMar>
+          </w:tcPr>
+          <w:p>
+            <w:r>
+              <w:rPr>
+                <w:b w:val="false"/>
+                <w:bCs w:val="false"/>
+                <w:sz w:val="20"/>
+                <w:szCs w:val="20"/>
+              </w:rPr>
+              <w:t xml:space="preserve">One piece of evidence from the map, or evidence that is not specific (no names, dates or numbers).</w:t>
+            </w:r>
+          </w:p>
+        </w:tc>
+        <w:tc>
+          <w:tcPr>
+            <w:tcW w:type="dxa" w:w="2016"/>
+            <w:tcBorders>
+              <w:top w:val="single" w:color="BFBFBF" w:sz="4"/>
+              <w:left w:val="single" w:color="BFBFBF" w:sz="4"/>
+              <w:bottom w:val="single" w:color="BFBFBF" w:sz="4"/>
+              <w:right w:val="single" w:color="BFBFBF" w:sz="4"/>
+            </w:tcBorders>
+            <w:tcMar>
+              <w:top w:type="dxa" w:w="60"/>
+              <w:left w:type="dxa" w:w="90"/>
+              <w:bottom w:type="dxa" w:w="60"/>
+              <w:right w:type="dxa" w:w="90"/>
+            </w:tcMar>
+          </w:tcPr>
+          <w:p>
+            <w:r>
+              <w:rPr>
+                <w:b w:val="false"/>
+                <w:bCs w:val="false"/>
+                <w:sz w:val="20"/>
+                <w:szCs w:val="20"/>
+              </w:rPr>
+              <w:t xml:space="preserve">Specific evidence from at least two layers or places on the map: named features, dates, numbers or distances read from pop-ups, the legend or Measure.</w:t>
+            </w:r>
+          </w:p>
+        </w:tc>
+        <w:tc>
+          <w:tcPr>
+            <w:tcW w:type="dxa" w:w="2016"/>
+            <w:tcBorders>
+              <w:top w:val="single" w:color="BFBFBF" w:sz="4"/>
+              <w:left w:val="single" w:color="BFBFBF" w:sz="4"/>
+              <w:bottom w:val="single" w:color="BFBFBF" w:sz="4"/>
+              <w:right w:val="single" w:color="BFBFBF" w:sz="4"/>
+            </w:tcBorders>
+            <w:tcMar>
+              <w:top w:type="dxa" w:w="60"/>
+              <w:left w:type="dxa" w:w="90"/>
+              <w:bottom w:type="dxa" w:w="60"/>
+              <w:right w:type="dxa" w:w="90"/>
+            </w:tcMar>
+          </w:tcPr>
+          <w:p>
+            <w:r>
+              <w:rPr>
+                <w:b w:val="false"/>
+                <w:bCs w:val="false"/>
+                <w:sz w:val="20"/>
+                <w:szCs w:val="20"/>
+              </w:rPr>
+              <w:t xml:space="preserve">Specific evidence from at least two layers or places, chosen to fit the claim, with the layer or feature named so a reader could find it.</w:t>
+            </w:r>
+          </w:p>
+        </w:tc>
+      </w:tr>
+      <w:tr>
+        <w:trPr>
+          <w:cantSplit/>
+        </w:trPr>
+        <w:tc>
+          <w:tcPr>
+            <w:tcW w:type="dxa" w:w="2016"/>
+            <w:tcBorders>
+              <w:top w:val="single" w:color="BFBFBF" w:sz="4"/>
+              <w:left w:val="single" w:color="BFBFBF" w:sz="4"/>
+              <w:bottom w:val="single" w:color="BFBFBF" w:sz="4"/>
+              <w:right w:val="single" w:color="BFBFBF" w:sz="4"/>
+            </w:tcBorders>
+            <w:tcMar>
+              <w:top w:type="dxa" w:w="60"/>
+              <w:left w:type="dxa" w:w="90"/>
+              <w:bottom w:type="dxa" w:w="60"/>
+              <w:right w:type="dxa" w:w="90"/>
+            </w:tcMar>
+          </w:tcPr>
+          <w:p>
+            <w:r>
+              <w:rPr>
+                <w:b w:val="false"/>
+                <w:bCs w:val="false"/>
+                <w:sz w:val="20"/>
+                <w:szCs w:val="20"/>
+              </w:rPr>
+              <w:t xml:space="preserve">Geographic reasoning</w:t>
+            </w:r>
+          </w:p>
+        </w:tc>
+        <w:tc>
+          <w:tcPr>
+            <w:tcW w:type="dxa" w:w="2016"/>
+            <w:tcBorders>
+              <w:top w:val="single" w:color="BFBFBF" w:sz="4"/>
+              <w:left w:val="single" w:color="BFBFBF" w:sz="4"/>
+              <w:bottom w:val="single" w:color="BFBFBF" w:sz="4"/>
+              <w:right w:val="single" w:color="BFBFBF" w:sz="4"/>
+            </w:tcBorders>
+            <w:tcMar>
+              <w:top w:type="dxa" w:w="60"/>
+              <w:left w:type="dxa" w:w="90"/>
+              <w:bottom w:type="dxa" w:w="60"/>
+              <w:right w:type="dxa" w:w="90"/>
+            </w:tcMar>
+          </w:tcPr>
+          <w:p>
+            <w:r>
+              <w:rPr>
+                <w:b w:val="false"/>
+                <w:bCs w:val="false"/>
+                <w:sz w:val="20"/>
+                <w:szCs w:val="20"/>
+              </w:rPr>
+              <w:t xml:space="preserve">Lists facts without connecting them to the answer.</w:t>
+            </w:r>
+          </w:p>
+        </w:tc>
+        <w:tc>
+          <w:tcPr>
+            <w:tcW w:type="dxa" w:w="2016"/>
+            <w:tcBorders>
+              <w:top w:val="single" w:color="BFBFBF" w:sz="4"/>
+              <w:left w:val="single" w:color="BFBFBF" w:sz="4"/>
+              <w:bottom w:val="single" w:color="BFBFBF" w:sz="4"/>
+              <w:right w:val="single" w:color="BFBFBF" w:sz="4"/>
+            </w:tcBorders>
+            <w:tcMar>
+              <w:top w:type="dxa" w:w="60"/>
+              <w:left w:type="dxa" w:w="90"/>
+              <w:bottom w:type="dxa" w:w="60"/>
+              <w:right w:type="dxa" w:w="90"/>
+            </w:tcMar>
+          </w:tcPr>
+          <w:p>
+            <w:r>
+              <w:rPr>
+                <w:b w:val="false"/>
+                <w:bCs w:val="false"/>
+                <w:sz w:val="20"/>
+                <w:szCs w:val="20"/>
+              </w:rPr>
+              <w:t xml:space="preserve">Connects some evidence to the answer, but the link is not explained.</w:t>
+            </w:r>
+          </w:p>
+        </w:tc>
+        <w:tc>
+          <w:tcPr>
+            <w:tcW w:type="dxa" w:w="2016"/>
+            <w:tcBorders>
+              <w:top w:val="single" w:color="BFBFBF" w:sz="4"/>
+              <w:left w:val="single" w:color="BFBFBF" w:sz="4"/>
+              <w:bottom w:val="single" w:color="BFBFBF" w:sz="4"/>
+              <w:right w:val="single" w:color="BFBFBF" w:sz="4"/>
+            </w:tcBorders>
+            <w:tcMar>
+              <w:top w:type="dxa" w:w="60"/>
+              <w:left w:type="dxa" w:w="90"/>
+              <w:bottom w:type="dxa" w:w="60"/>
+              <w:right w:type="dxa" w:w="90"/>
+            </w:tcMar>
+          </w:tcPr>
+          <w:p>
+            <w:r>
+              <w:rPr>
+                <w:b w:val="false"/>
+                <w:bCs w:val="false"/>
+                <w:sz w:val="20"/>
+                <w:szCs w:val="20"/>
+              </w:rPr>
+              <w:t xml:space="preserve">Explains how the evidence supports the answer, including where things happened and why there.</w:t>
+            </w:r>
+          </w:p>
+        </w:tc>
+        <w:tc>
+          <w:tcPr>
+            <w:tcW w:type="dxa" w:w="2016"/>
+            <w:tcBorders>
+              <w:top w:val="single" w:color="BFBFBF" w:sz="4"/>
+              <w:left w:val="single" w:color="BFBFBF" w:sz="4"/>
+              <w:bottom w:val="single" w:color="BFBFBF" w:sz="4"/>
+              <w:right w:val="single" w:color="BFBFBF" w:sz="4"/>
+            </w:tcBorders>
+            <w:tcMar>
+              <w:top w:type="dxa" w:w="60"/>
+              <w:left w:type="dxa" w:w="90"/>
+              <w:bottom w:type="dxa" w:w="60"/>
+              <w:right w:type="dxa" w:w="90"/>
+            </w:tcMar>
+          </w:tcPr>
+          <w:p>
+            <w:r>
+              <w:rPr>
+                <w:b w:val="false"/>
+                <w:bCs w:val="false"/>
+                <w:sz w:val="20"/>
+                <w:szCs w:val="20"/>
+              </w:rPr>
+              <w:t xml:space="preserve">Explains where and why, and notes a pattern, a change over time or a connection between layers.</w:t>
+            </w:r>
+          </w:p>
+        </w:tc>
+      </w:tr>
+      <w:tr>
+        <w:trPr>
+          <w:cantSplit/>
+        </w:trPr>
+        <w:tc>
+          <w:tcPr>
+            <w:tcW w:type="dxa" w:w="2016"/>
+            <w:tcBorders>
+              <w:top w:val="single" w:color="BFBFBF" w:sz="4"/>
+              <w:left w:val="single" w:color="BFBFBF" w:sz="4"/>
+              <w:bottom w:val="single" w:color="BFBFBF" w:sz="4"/>
+              <w:right w:val="single" w:color="BFBFBF" w:sz="4"/>
+            </w:tcBorders>
+            <w:tcMar>
+              <w:top w:type="dxa" w:w="60"/>
+              <w:left w:type="dxa" w:w="90"/>
+              <w:bottom w:type="dxa" w:w="60"/>
+              <w:right w:type="dxa" w:w="90"/>
+            </w:tcMar>
+          </w:tcPr>
+          <w:p>
+            <w:r>
+              <w:rPr>
+                <w:b w:val="false"/>
+                <w:bCs w:val="false"/>
+                <w:sz w:val="20"/>
+                <w:szCs w:val="20"/>
+              </w:rPr>
+              <w:t xml:space="preserve">Accuracy</w:t>
+            </w:r>
+          </w:p>
+        </w:tc>
+        <w:tc>
+          <w:tcPr>
+            <w:tcW w:type="dxa" w:w="2016"/>
+            <w:tcBorders>
+              <w:top w:val="single" w:color="BFBFBF" w:sz="4"/>
+              <w:left w:val="single" w:color="BFBFBF" w:sz="4"/>
+              <w:bottom w:val="single" w:color="BFBFBF" w:sz="4"/>
+              <w:right w:val="single" w:color="BFBFBF" w:sz="4"/>
+            </w:tcBorders>
+            <w:tcMar>
+              <w:top w:type="dxa" w:w="60"/>
+              <w:left w:type="dxa" w:w="90"/>
+              <w:bottom w:type="dxa" w:w="60"/>
+              <w:right w:type="dxa" w:w="90"/>
+            </w:tcMar>
+          </w:tcPr>
+          <w:p>
+            <w:r>
+              <w:rPr>
+                <w:b w:val="false"/>
+                <w:bCs w:val="false"/>
+                <w:sz w:val="20"/>
+                <w:szCs w:val="20"/>
+              </w:rPr>
+              <w:t xml:space="preserve">Several facts do not match the map.</w:t>
+            </w:r>
+          </w:p>
+        </w:tc>
+        <w:tc>
+          <w:tcPr>
+            <w:tcW w:type="dxa" w:w="2016"/>
+            <w:tcBorders>
+              <w:top w:val="single" w:color="BFBFBF" w:sz="4"/>
+              <w:left w:val="single" w:color="BFBFBF" w:sz="4"/>
+              <w:bottom w:val="single" w:color="BFBFBF" w:sz="4"/>
+              <w:right w:val="single" w:color="BFBFBF" w:sz="4"/>
+            </w:tcBorders>
+            <w:tcMar>
+              <w:top w:type="dxa" w:w="60"/>
+              <w:left w:type="dxa" w:w="90"/>
+              <w:bottom w:type="dxa" w:w="60"/>
+              <w:right w:type="dxa" w:w="90"/>
+            </w:tcMar>
+          </w:tcPr>
+          <w:p>
+            <w:r>
+              <w:rPr>
+                <w:b w:val="false"/>
+                <w:bCs w:val="false"/>
+                <w:sz w:val="20"/>
+                <w:szCs w:val="20"/>
+              </w:rPr>
+              <w:t xml:space="preserve">Mostly matches the map, with one or two mistakes.</w:t>
+            </w:r>
+          </w:p>
+        </w:tc>
+        <w:tc>
+          <w:tcPr>
+            <w:tcW w:type="dxa" w:w="2016"/>
+            <w:tcBorders>
+              <w:top w:val="single" w:color="BFBFBF" w:sz="4"/>
+              <w:left w:val="single" w:color="BFBFBF" w:sz="4"/>
+              <w:bottom w:val="single" w:color="BFBFBF" w:sz="4"/>
+              <w:right w:val="single" w:color="BFBFBF" w:sz="4"/>
+            </w:tcBorders>
+            <w:tcMar>
+              <w:top w:type="dxa" w:w="60"/>
+              <w:left w:type="dxa" w:w="90"/>
+              <w:bottom w:type="dxa" w:w="60"/>
+              <w:right w:type="dxa" w:w="90"/>
+            </w:tcMar>
+          </w:tcPr>
+          <w:p>
+            <w:r>
+              <w:rPr>
+                <w:b w:val="false"/>
+                <w:bCs w:val="false"/>
+                <w:sz w:val="20"/>
+                <w:szCs w:val="20"/>
+              </w:rPr>
+              <w:t xml:space="preserve">Dates, places, winners, numbers and distances match the map.</w:t>
+            </w:r>
+          </w:p>
+        </w:tc>
+        <w:tc>
+          <w:tcPr>
+            <w:tcW w:type="dxa" w:w="2016"/>
+            <w:tcBorders>
+              <w:top w:val="single" w:color="BFBFBF" w:sz="4"/>
+              <w:left w:val="single" w:color="BFBFBF" w:sz="4"/>
+              <w:bottom w:val="single" w:color="BFBFBF" w:sz="4"/>
+              <w:right w:val="single" w:color="BFBFBF" w:sz="4"/>
+            </w:tcBorders>
+            <w:tcMar>
+              <w:top w:type="dxa" w:w="60"/>
+              <w:left w:type="dxa" w:w="90"/>
+              <w:bottom w:type="dxa" w:w="60"/>
+              <w:right w:type="dxa" w:w="90"/>
+            </w:tcMar>
+          </w:tcPr>
+          <w:p>
+            <w:r>
+              <w:rPr>
+                <w:b w:val="false"/>
+                <w:bCs w:val="false"/>
+                <w:sz w:val="20"/>
+                <w:szCs w:val="20"/>
+              </w:rPr>
+              <w:t xml:space="preserve">Everything matches the map, and the answer says where on the map it came from.</w:t>
+            </w:r>
+          </w:p>
+        </w:tc>
+      </w:tr>
+    </w:tbl>
+    <w:p>
+      <w:pPr>
+        <w:spacing w:after="100"/>
+      </w:pPr>
+      <w:r>
+        <w:t xml:space="preserve"/>
+      </w:r>
+    </w:p>
+    <w:p>
+      <w:pPr>
+        <w:pStyle w:val="Heading3"/>
+      </w:pPr>
+      <w:r>
+        <w:t xml:space="preserve">A model answer (level 4)</w:t>
+      </w:r>
+    </w:p>
+    <w:p>
+      <w:pPr>
+        <w:pBdr>
+          <w:left w:val="single" w:color="35AC46" w:sz="24" w:space="12"/>
+        </w:pBdr>
+        <w:spacing w:after="100"/>
+        <w:ind w:left="360"/>
+      </w:pPr>
+      <w:r>
+        <w:t xml:space="preserve">The first political parties divided the country by region: the Federalists held New England and the Democratic-Republicans held the South and the West, while the middle states were split and decided the result. In the Election of 1796 layer, the legend shows orange for John Adams and blue for Thomas Jefferson, and the pies for Massachusetts, Connecticut, New Hampshire, Rhode Island and Vermont are all orange, while Georgia, Kentucky, South Carolina and Tennessee are blue. The two-color pies are in the middle: the pop-up's 1796 votes line gives Maryland Adams 7, Jefferson 4, and Pennsylvania Jefferson 14, Adams 1. When I turned on the Election of 1800 layer, New York's whole pie changed from orange to blue, and its pop-up title shows 12 electors, more than the margin, so one state changed who won. Maryland's pop-up shows 5 to 5, the closest state, and Pennsylvania moved to 8 to 7, so the middle stayed contested while no New England state changed. The Landmark Supreme Court cases layer shows the divide went beyond elections: Why here says Marbury asked the Court in Washington for his commission and Maryland taxed the Bank's Baltimore branch, and Measure gives about 35 miles between the squares, so the first fights over federal power were next to the capital. The pattern held in both elections, but the parties only competed in a few states, so most states were not divided inside.</w:t>
       </w:r>
     </w:p>
     <w:p>
@@ -1112,6 +1922,9 @@
         </w:tc>
       </w:tr>
       <w:tr>
+        <w:trPr>
+          <w:cantSplit/>
+        </w:trPr>
         <w:tc>
           <w:tcPr>
             <w:tcW w:type="dxa" w:w="3360"/>
@@ -1198,6 +2011,9 @@
         </w:tc>
       </w:tr>
       <w:tr>
+        <w:trPr>
+          <w:cantSplit/>
+        </w:trPr>
         <w:tc>
           <w:tcPr>
             <w:tcW w:type="dxa" w:w="3360"/>
@@ -1284,6 +2100,9 @@
         </w:tc>
       </w:tr>
       <w:tr>
+        <w:trPr>
+          <w:cantSplit/>
+        </w:trPr>
         <w:tc>
           <w:tcPr>
             <w:tcW w:type="dxa" w:w="3360"/>
@@ -1370,6 +2189,9 @@
         </w:tc>
       </w:tr>
       <w:tr>
+        <w:trPr>
+          <w:cantSplit/>
+        </w:trPr>
         <w:tc>
           <w:tcPr>
             <w:tcW w:type="dxa" w:w="3360"/>
@@ -1456,6 +2278,9 @@
         </w:tc>
       </w:tr>
       <w:tr>
+        <w:trPr>
+          <w:cantSplit/>
+        </w:trPr>
         <w:tc>
           <w:tcPr>
             <w:tcW w:type="dxa" w:w="3360"/>
@@ -1542,6 +2367,9 @@
         </w:tc>
       </w:tr>
       <w:tr>
+        <w:trPr>
+          <w:cantSplit/>
+        </w:trPr>
         <w:tc>
           <w:tcPr>
             <w:tcW w:type="dxa" w:w="3360"/>
@@ -1705,7 +2533,7 @@
       <w:pStyle w:val="Credits"/>
     </w:pPr>
     <w:r>
-      <w:t xml:space="preserve">Teacher notes: Political Parties and Federal Power, 1796–1819, 0.6.0. For teachers.</w:t>
+      <w:t xml:space="preserve">Teacher notes: Political Parties and Federal Power, 1796–1819, 0.7.0. For teachers.</w:t>
     </w:r>
   </w:p>
 </w:ftr>

--- a/resources/dist/sheets/presidential-elections-1796-1800-teacher-notes-en.docx
+++ b/resources/dist/sheets/presidential-elections-1796-1800-teacher-notes-en.docx
@@ -45,7 +45,7 @@
         </w:rPr>
         <w:t xml:space="preserve">Map: </w:t>
       </w:r>
-      <w:hyperlink w:history="1" r:id="rId2z8agevmyd3z1lqat8uox">
+      <w:hyperlink w:history="1" r:id="rIdm6cfzmgfbi0-jaqde76tt">
         <w:r>
           <w:rPr>
             <w:color w:val="0A4FA8"/>
@@ -214,7 +214,7 @@
         <w:spacing w:after="100"/>
       </w:pPr>
       <w:r>
-        <w:t xml:space="preserve">The lesson includes the MapMaker map, a two-page Word student sheet in English and Spanish, and these teacher notes. Print the sheet or share it digitally; it opens in Word and Google Docs. Share the map with the Google Classroom button or by pasting its link, and attach the sheet separately. No account or login is needed. Sketches on the map are not saved between sessions.</w:t>
+        <w:t xml:space="preserve">The lesson includes the MapMaker map, a two-page Word student sheet in English and Spanish, and these teacher notes. Print the sheet, or download it and upload it to Google Drive to edit it in Google Docs (it also opens in Word). The Google Classroom button shares the map, not the sheet; to assign the sheet, attach your Drive copy in Classroom with Make a copy for each student, or paste the map link and attach the sheet yourself. No account or login is needed. Sketches on the map are not saved between sessions.</w:t>
       </w:r>
     </w:p>
     <w:p>
@@ -307,7 +307,7 @@
         </w:numPr>
         <w:spacing w:after="60"/>
       </w:pPr>
-      <w:hyperlink w:history="1" r:id="rIdrywacyxrgauu_j4yu7a-2">
+      <w:hyperlink w:history="1" r:id="rIdf12ji0eyvo9qljmh-wpq5">
         <w:r>
           <w:rPr>
             <w:color w:val="0A4FA8"/>
@@ -329,7 +329,7 @@
         </w:numPr>
         <w:spacing w:after="60"/>
       </w:pPr>
-      <w:hyperlink w:history="1" r:id="rId7sorayxbtvgequu6ndc6v">
+      <w:hyperlink w:history="1" r:id="rId8zmp8sn4trvy2vd4oecsi">
         <w:r>
           <w:rPr>
             <w:color w:val="0A4FA8"/>
@@ -351,7 +351,7 @@
         </w:numPr>
         <w:spacing w:after="60"/>
       </w:pPr>
-      <w:hyperlink w:history="1" r:id="rIdn3c52mtc5elubne3j54on">
+      <w:hyperlink w:history="1" r:id="rIdfind09vajugryxqpkpxcf">
         <w:r>
           <w:rPr>
             <w:color w:val="0A4FA8"/>

--- a/resources/dist/sheets/presidential-elections-1796-1800-teacher-notes-en.docx
+++ b/resources/dist/sheets/presidential-elections-1796-1800-teacher-notes-en.docx
@@ -45,7 +45,7 @@
         </w:rPr>
         <w:t xml:space="preserve">Map: </w:t>
       </w:r>
-      <w:hyperlink w:history="1" r:id="rIdm6cfzmgfbi0-jaqde76tt">
+      <w:hyperlink w:history="1" r:id="rIdn1kcsasxrudxvqjkrmr5b">
         <w:r>
           <w:rPr>
             <w:color w:val="0A4FA8"/>
@@ -307,7 +307,7 @@
         </w:numPr>
         <w:spacing w:after="60"/>
       </w:pPr>
-      <w:hyperlink w:history="1" r:id="rIdf12ji0eyvo9qljmh-wpq5">
+      <w:hyperlink w:history="1" r:id="rIdlhdsvypq-zsm7ni2bcuub">
         <w:r>
           <w:rPr>
             <w:color w:val="0A4FA8"/>
@@ -329,7 +329,7 @@
         </w:numPr>
         <w:spacing w:after="60"/>
       </w:pPr>
-      <w:hyperlink w:history="1" r:id="rId8zmp8sn4trvy2vd4oecsi">
+      <w:hyperlink w:history="1" r:id="rId5uyinysxzflzbv0l3lfkb">
         <w:r>
           <w:rPr>
             <w:color w:val="0A4FA8"/>
@@ -351,7 +351,7 @@
         </w:numPr>
         <w:spacing w:after="60"/>
       </w:pPr>
-      <w:hyperlink w:history="1" r:id="rIdfind09vajugryxqpkpxcf">
+      <w:hyperlink w:history="1" r:id="rIdksnb3bgjx6bpjl6swbzq3">
         <w:r>
           <w:rPr>
             <w:color w:val="0A4FA8"/>

--- a/resources/dist/sheets/presidential-elections-1796-1800-teacher-notes-en.docx
+++ b/resources/dist/sheets/presidential-elections-1796-1800-teacher-notes-en.docx
@@ -45,7 +45,7 @@
         </w:rPr>
         <w:t xml:space="preserve">Map: </w:t>
       </w:r>
-      <w:hyperlink w:history="1" r:id="rIdn1kcsasxrudxvqjkrmr5b">
+      <w:hyperlink w:history="1" r:id="rIdm8i62mqbdyigwsy2lb9hd">
         <w:r>
           <w:rPr>
             <w:color w:val="0A4FA8"/>
@@ -61,7 +61,7 @@
         <w:spacing w:after="120"/>
       </w:pPr>
       <w:r>
-        <w:t xml:space="preserve">Map address: https://mpmkr.maps.arcgis.com/apps/instant/atlas/index.html?appid=0cd1cdee853c413a84bfe4b9a6931f0d&amp;webmap=6173219d9cd84812bcd4fed859b2c182</w:t>
+        <w:t xml:space="preserve">Map address: https://www.arcgis.com/apps/instant/atlas/index.html?appid=0cd1cdee853c413a84bfe4b9a6931f0d&amp;webmap=6173219d9cd84812bcd4fed859b2c182</w:t>
       </w:r>
     </w:p>
     <w:p>
@@ -214,7 +214,7 @@
         <w:spacing w:after="100"/>
       </w:pPr>
       <w:r>
-        <w:t xml:space="preserve">The lesson includes the MapMaker map, a two-page Word student sheet in English and Spanish, and these teacher notes. Print the sheet, or download it and upload it to Google Drive to edit it in Google Docs (it also opens in Word). The Google Classroom button shares the map, not the sheet; to assign the sheet, attach your Drive copy in Classroom with Make a copy for each student, or paste the map link and attach the sheet yourself. No account or login is needed. Sketches on the map are not saved between sessions.</w:t>
+        <w:t xml:space="preserve">The lesson includes the map, a two-page Word student sheet in English and Spanish, and these teacher notes. Print the sheet, or download it and upload it to Google Drive to edit it in Google Docs (it also opens in Word). The Google Classroom button shares the map, not the sheet; to assign the sheet, attach your Drive copy in Classroom with Make a copy for each student, or paste the map link and attach the sheet yourself. No account or login is needed. Sketches on the map are not saved between sessions.</w:t>
       </w:r>
     </w:p>
     <w:p>
@@ -307,7 +307,7 @@
         </w:numPr>
         <w:spacing w:after="60"/>
       </w:pPr>
-      <w:hyperlink w:history="1" r:id="rIdlhdsvypq-zsm7ni2bcuub">
+      <w:hyperlink w:history="1" r:id="rId47cc6gdtwnjxecnzcoh9l">
         <w:r>
           <w:rPr>
             <w:color w:val="0A4FA8"/>
@@ -329,7 +329,7 @@
         </w:numPr>
         <w:spacing w:after="60"/>
       </w:pPr>
-      <w:hyperlink w:history="1" r:id="rId5uyinysxzflzbv0l3lfkb">
+      <w:hyperlink w:history="1" r:id="rId8ig8z7xkxeloeqbprmbuq">
         <w:r>
           <w:rPr>
             <w:color w:val="0A4FA8"/>
@@ -351,7 +351,7 @@
         </w:numPr>
         <w:spacing w:after="60"/>
       </w:pPr>
-      <w:hyperlink w:history="1" r:id="rIdksnb3bgjx6bpjl6swbzq3">
+      <w:hyperlink w:history="1" r:id="rIdgqruva6dldqnvmdppx0vh">
         <w:r>
           <w:rPr>
             <w:color w:val="0A4FA8"/>
@@ -2471,7 +2471,7 @@
         <w:spacing w:before="120"/>
       </w:pPr>
       <w:r>
-        <w:t xml:space="preserve">The National Geographic Society and Esri make this content available under a Creative Commons Attribution-NonCommercial-ShareAlike 4.0 International (CC BY-NC-SA 4.0) licence, except as noted. The licence excludes the National Geographic and Esri logos (the words National Geographic with the yellow border logo, and the Esri globe and letters) and any images included in the content. The logos and images may not be removed, altered or changed.</w:t>
+        <w:t xml:space="preserve">Esri makes this content available under a Creative Commons Attribution-NonCommercial-ShareAlike 4.0 International (CC BY-NC-SA 4.0) licence, except as noted. The licence excludes the Esri logo (the Esri globe and letters) and any images included in the content. The logo and images may not be removed, altered or changed.</w:t>
       </w:r>
     </w:p>
     <w:sectPr>

--- a/resources/dist/sheets/presidential-elections-1796-1800-teacher-notes-en.docx
+++ b/resources/dist/sheets/presidential-elections-1796-1800-teacher-notes-en.docx
@@ -45,7 +45,7 @@
         </w:rPr>
         <w:t xml:space="preserve">Map: </w:t>
       </w:r>
-      <w:hyperlink w:history="1" r:id="rIdm8i62mqbdyigwsy2lb9hd">
+      <w:hyperlink w:history="1" r:id="rIdx09ogkriwquk9simnbkdc">
         <w:r>
           <w:rPr>
             <w:color w:val="0A4FA8"/>
@@ -307,7 +307,7 @@
         </w:numPr>
         <w:spacing w:after="60"/>
       </w:pPr>
-      <w:hyperlink w:history="1" r:id="rId47cc6gdtwnjxecnzcoh9l">
+      <w:hyperlink w:history="1" r:id="rIdzigunhqimnz4gaxhfvso2">
         <w:r>
           <w:rPr>
             <w:color w:val="0A4FA8"/>
@@ -329,7 +329,7 @@
         </w:numPr>
         <w:spacing w:after="60"/>
       </w:pPr>
-      <w:hyperlink w:history="1" r:id="rId8ig8z7xkxeloeqbprmbuq">
+      <w:hyperlink w:history="1" r:id="rId9tkp4xnr9mg1kdqty3rwy">
         <w:r>
           <w:rPr>
             <w:color w:val="0A4FA8"/>
@@ -351,7 +351,7 @@
         </w:numPr>
         <w:spacing w:after="60"/>
       </w:pPr>
-      <w:hyperlink w:history="1" r:id="rIdgqruva6dldqnvmdppx0vh">
+      <w:hyperlink w:history="1" r:id="rId80hkg9tlefrpfsttqj2q3">
         <w:r>
           <w:rPr>
             <w:color w:val="0A4FA8"/>

--- a/resources/dist/sheets/presidential-elections-1796-1800-teacher-notes-en.docx
+++ b/resources/dist/sheets/presidential-elections-1796-1800-teacher-notes-en.docx
@@ -45,7 +45,7 @@
         </w:rPr>
         <w:t xml:space="preserve">Map: </w:t>
       </w:r>
-      <w:hyperlink w:history="1" r:id="rIdx09ogkriwquk9simnbkdc">
+      <w:hyperlink w:history="1" r:id="rIdlpvcbbnlx50vyjnrobk4y">
         <w:r>
           <w:rPr>
             <w:color w:val="0A4FA8"/>
@@ -307,7 +307,7 @@
         </w:numPr>
         <w:spacing w:after="60"/>
       </w:pPr>
-      <w:hyperlink w:history="1" r:id="rIdzigunhqimnz4gaxhfvso2">
+      <w:hyperlink w:history="1" r:id="rIdvbrt5gfzcheghpshmszt6">
         <w:r>
           <w:rPr>
             <w:color w:val="0A4FA8"/>
@@ -329,7 +329,7 @@
         </w:numPr>
         <w:spacing w:after="60"/>
       </w:pPr>
-      <w:hyperlink w:history="1" r:id="rId9tkp4xnr9mg1kdqty3rwy">
+      <w:hyperlink w:history="1" r:id="rIdfne8cykjd1cbgn4ufcazh">
         <w:r>
           <w:rPr>
             <w:color w:val="0A4FA8"/>
@@ -351,7 +351,7 @@
         </w:numPr>
         <w:spacing w:after="60"/>
       </w:pPr>
-      <w:hyperlink w:history="1" r:id="rId80hkg9tlefrpfsttqj2q3">
+      <w:hyperlink w:history="1" r:id="rIdjisslbd-5zb0qo_ky_gyc">
         <w:r>
           <w:rPr>
             <w:color w:val="0A4FA8"/>

--- a/resources/dist/sheets/presidential-elections-1796-1800-teacher-notes-en.docx
+++ b/resources/dist/sheets/presidential-elections-1796-1800-teacher-notes-en.docx
@@ -45,7 +45,7 @@
         </w:rPr>
         <w:t xml:space="preserve">Map: </w:t>
       </w:r>
-      <w:hyperlink w:history="1" r:id="rIdlpvcbbnlx50vyjnrobk4y">
+      <w:hyperlink w:history="1" r:id="rIdl6l04s9szw1og4lm-er4v">
         <w:r>
           <w:rPr>
             <w:color w:val="0A4FA8"/>
@@ -307,7 +307,7 @@
         </w:numPr>
         <w:spacing w:after="60"/>
       </w:pPr>
-      <w:hyperlink w:history="1" r:id="rIdvbrt5gfzcheghpshmszt6">
+      <w:hyperlink w:history="1" r:id="rId0jeq2ni9tngibac0d6i-o">
         <w:r>
           <w:rPr>
             <w:color w:val="0A4FA8"/>
@@ -329,7 +329,7 @@
         </w:numPr>
         <w:spacing w:after="60"/>
       </w:pPr>
-      <w:hyperlink w:history="1" r:id="rIdfne8cykjd1cbgn4ufcazh">
+      <w:hyperlink w:history="1" r:id="rIdj1ci-awhzls8bcmlkia4e">
         <w:r>
           <w:rPr>
             <w:color w:val="0A4FA8"/>
@@ -351,7 +351,7 @@
         </w:numPr>
         <w:spacing w:after="60"/>
       </w:pPr>
-      <w:hyperlink w:history="1" r:id="rIdjisslbd-5zb0qo_ky_gyc">
+      <w:hyperlink w:history="1" r:id="rIdrly4zepbx0qcjs-wmp3zc">
         <w:r>
           <w:rPr>
             <w:color w:val="0A4FA8"/>
@@ -2533,7 +2533,7 @@
       <w:pStyle w:val="Credits"/>
     </w:pPr>
     <w:r>
-      <w:t xml:space="preserve">Teacher notes: Political Parties and Federal Power, 1796–1819, 0.7.0. For teachers.</w:t>
+      <w:t xml:space="preserve">Teacher notes: Political Parties and Federal Power, 1796–1819, 0.7.1. For teachers.</w:t>
     </w:r>
   </w:p>
 </w:ftr>

--- a/resources/dist/sheets/presidential-elections-1796-1800-teacher-notes-en.docx
+++ b/resources/dist/sheets/presidential-elections-1796-1800-teacher-notes-en.docx
@@ -45,7 +45,7 @@
         </w:rPr>
         <w:t xml:space="preserve">Map: </w:t>
       </w:r>
-      <w:hyperlink w:history="1" r:id="rIdl6l04s9szw1og4lm-er4v">
+      <w:hyperlink w:history="1" r:id="rIdllxgxtdlxo2gi8gi4yqhc">
         <w:r>
           <w:rPr>
             <w:color w:val="0A4FA8"/>
@@ -307,7 +307,7 @@
         </w:numPr>
         <w:spacing w:after="60"/>
       </w:pPr>
-      <w:hyperlink w:history="1" r:id="rId0jeq2ni9tngibac0d6i-o">
+      <w:hyperlink w:history="1" r:id="rId5nzvlns3hlid10efjfcu8">
         <w:r>
           <w:rPr>
             <w:color w:val="0A4FA8"/>
@@ -329,7 +329,7 @@
         </w:numPr>
         <w:spacing w:after="60"/>
       </w:pPr>
-      <w:hyperlink w:history="1" r:id="rIdj1ci-awhzls8bcmlkia4e">
+      <w:hyperlink w:history="1" r:id="rIdz1sx0scf5twnqhrw08yo2">
         <w:r>
           <w:rPr>
             <w:color w:val="0A4FA8"/>
@@ -351,7 +351,7 @@
         </w:numPr>
         <w:spacing w:after="60"/>
       </w:pPr>
-      <w:hyperlink w:history="1" r:id="rIdrly4zepbx0qcjs-wmp3zc">
+      <w:hyperlink w:history="1" r:id="rIdabaa38ypezzy-vsplltk7">
         <w:r>
           <w:rPr>
             <w:color w:val="0A4FA8"/>

--- a/resources/dist/sheets/presidential-elections-1796-1800-teacher-notes-en.docx
+++ b/resources/dist/sheets/presidential-elections-1796-1800-teacher-notes-en.docx
@@ -45,7 +45,7 @@
         </w:rPr>
         <w:t xml:space="preserve">Map: </w:t>
       </w:r>
-      <w:hyperlink w:history="1" r:id="rIdllxgxtdlxo2gi8gi4yqhc">
+      <w:hyperlink w:history="1" r:id="rId93ajphzhfv2ap-gmqqcdk">
         <w:r>
           <w:rPr>
             <w:color w:val="0A4FA8"/>
@@ -307,7 +307,7 @@
         </w:numPr>
         <w:spacing w:after="60"/>
       </w:pPr>
-      <w:hyperlink w:history="1" r:id="rId5nzvlns3hlid10efjfcu8">
+      <w:hyperlink w:history="1" r:id="rIdcovc6tmuy3a-vatc6t5so">
         <w:r>
           <w:rPr>
             <w:color w:val="0A4FA8"/>
@@ -329,7 +329,7 @@
         </w:numPr>
         <w:spacing w:after="60"/>
       </w:pPr>
-      <w:hyperlink w:history="1" r:id="rIdz1sx0scf5twnqhrw08yo2">
+      <w:hyperlink w:history="1" r:id="rIdysftzv9zx1rfamty04yfr">
         <w:r>
           <w:rPr>
             <w:color w:val="0A4FA8"/>
@@ -351,7 +351,7 @@
         </w:numPr>
         <w:spacing w:after="60"/>
       </w:pPr>
-      <w:hyperlink w:history="1" r:id="rIdabaa38ypezzy-vsplltk7">
+      <w:hyperlink w:history="1" r:id="rIdwo017zk8cgmdvz0vf2-qj">
         <w:r>
           <w:rPr>
             <w:color w:val="0A4FA8"/>

--- a/resources/dist/sheets/presidential-elections-1796-1800-teacher-notes-en.docx
+++ b/resources/dist/sheets/presidential-elections-1796-1800-teacher-notes-en.docx
@@ -45,7 +45,7 @@
         </w:rPr>
         <w:t xml:space="preserve">Map: </w:t>
       </w:r>
-      <w:hyperlink w:history="1" r:id="rId93ajphzhfv2ap-gmqqcdk">
+      <w:hyperlink w:history="1" r:id="rIdqx7occis7j06rfrqzyxen">
         <w:r>
           <w:rPr>
             <w:color w:val="0A4FA8"/>
@@ -307,7 +307,7 @@
         </w:numPr>
         <w:spacing w:after="60"/>
       </w:pPr>
-      <w:hyperlink w:history="1" r:id="rIdcovc6tmuy3a-vatc6t5so">
+      <w:hyperlink w:history="1" r:id="rIda7sf6zyvfc-7mxajngnsb">
         <w:r>
           <w:rPr>
             <w:color w:val="0A4FA8"/>
@@ -329,7 +329,7 @@
         </w:numPr>
         <w:spacing w:after="60"/>
       </w:pPr>
-      <w:hyperlink w:history="1" r:id="rIdysftzv9zx1rfamty04yfr">
+      <w:hyperlink w:history="1" r:id="rIda_td-ss1ybfytwqzi2o7s">
         <w:r>
           <w:rPr>
             <w:color w:val="0A4FA8"/>
@@ -351,7 +351,7 @@
         </w:numPr>
         <w:spacing w:after="60"/>
       </w:pPr>
-      <w:hyperlink w:history="1" r:id="rIdwo017zk8cgmdvz0vf2-qj">
+      <w:hyperlink w:history="1" r:id="rIdbas3x23lxhfqvh9uog29b">
         <w:r>
           <w:rPr>
             <w:color w:val="0A4FA8"/>
@@ -2533,7 +2533,7 @@
       <w:pStyle w:val="Credits"/>
     </w:pPr>
     <w:r>
-      <w:t xml:space="preserve">Teacher notes: Political Parties and Federal Power, 1796–1819, 0.7.1. For teachers.</w:t>
+      <w:t xml:space="preserve">Teacher notes: Political Parties and Federal Power, 1796–1819, 0.7.2. For teachers.</w:t>
     </w:r>
   </w:p>
 </w:ftr>

--- a/resources/dist/sheets/presidential-elections-1796-1800-teacher-notes-en.docx
+++ b/resources/dist/sheets/presidential-elections-1796-1800-teacher-notes-en.docx
@@ -45,7 +45,7 @@
         </w:rPr>
         <w:t xml:space="preserve">Map: </w:t>
       </w:r>
-      <w:hyperlink w:history="1" r:id="rIdqx7occis7j06rfrqzyxen">
+      <w:hyperlink w:history="1" r:id="rIdk64qkqspy9qc0syoayv3r">
         <w:r>
           <w:rPr>
             <w:color w:val="0A4FA8"/>
@@ -307,7 +307,7 @@
         </w:numPr>
         <w:spacing w:after="60"/>
       </w:pPr>
-      <w:hyperlink w:history="1" r:id="rIda7sf6zyvfc-7mxajngnsb">
+      <w:hyperlink w:history="1" r:id="rIdh3bkxcr2ewg9orrquwkaz">
         <w:r>
           <w:rPr>
             <w:color w:val="0A4FA8"/>
@@ -329,7 +329,7 @@
         </w:numPr>
         <w:spacing w:after="60"/>
       </w:pPr>
-      <w:hyperlink w:history="1" r:id="rIda_td-ss1ybfytwqzi2o7s">
+      <w:hyperlink w:history="1" r:id="rIdv8zdtvyzv1g4bcy_fhmgg">
         <w:r>
           <w:rPr>
             <w:color w:val="0A4FA8"/>
@@ -351,7 +351,7 @@
         </w:numPr>
         <w:spacing w:after="60"/>
       </w:pPr>
-      <w:hyperlink w:history="1" r:id="rIdbas3x23lxhfqvh9uog29b">
+      <w:hyperlink w:history="1" r:id="rIdfculfxv3eu5dcf6a4yuwq">
         <w:r>
           <w:rPr>
             <w:color w:val="0A4FA8"/>

--- a/resources/dist/sheets/presidential-elections-1796-1800-teacher-notes-en.docx
+++ b/resources/dist/sheets/presidential-elections-1796-1800-teacher-notes-en.docx
@@ -45,7 +45,7 @@
         </w:rPr>
         <w:t xml:space="preserve">Map: </w:t>
       </w:r>
-      <w:hyperlink w:history="1" r:id="rIdk64qkqspy9qc0syoayv3r">
+      <w:hyperlink w:history="1" r:id="rIdidhvgvykbhksa6qczdzp6">
         <w:r>
           <w:rPr>
             <w:color w:val="0A4FA8"/>
@@ -307,7 +307,7 @@
         </w:numPr>
         <w:spacing w:after="60"/>
       </w:pPr>
-      <w:hyperlink w:history="1" r:id="rIdh3bkxcr2ewg9orrquwkaz">
+      <w:hyperlink w:history="1" r:id="rIdgd1iummzz-0ejsyjhe3gl">
         <w:r>
           <w:rPr>
             <w:color w:val="0A4FA8"/>
@@ -329,7 +329,7 @@
         </w:numPr>
         <w:spacing w:after="60"/>
       </w:pPr>
-      <w:hyperlink w:history="1" r:id="rIdv8zdtvyzv1g4bcy_fhmgg">
+      <w:hyperlink w:history="1" r:id="rIdbyolvovlsveulvglmiwia">
         <w:r>
           <w:rPr>
             <w:color w:val="0A4FA8"/>
@@ -351,7 +351,7 @@
         </w:numPr>
         <w:spacing w:after="60"/>
       </w:pPr>
-      <w:hyperlink w:history="1" r:id="rIdfculfxv3eu5dcf6a4yuwq">
+      <w:hyperlink w:history="1" r:id="rIdulge6mpavqsgwq8s89nur">
         <w:r>
           <w:rPr>
             <w:color w:val="0A4FA8"/>

--- a/resources/dist/sheets/presidential-elections-1796-1800-teacher-notes-en.docx
+++ b/resources/dist/sheets/presidential-elections-1796-1800-teacher-notes-en.docx
@@ -45,7 +45,7 @@
         </w:rPr>
         <w:t xml:space="preserve">Map: </w:t>
       </w:r>
-      <w:hyperlink w:history="1" r:id="rIdidhvgvykbhksa6qczdzp6">
+      <w:hyperlink w:history="1" r:id="rIdmjv22p9f7aokaa93udosr">
         <w:r>
           <w:rPr>
             <w:color w:val="0A4FA8"/>
@@ -307,7 +307,7 @@
         </w:numPr>
         <w:spacing w:after="60"/>
       </w:pPr>
-      <w:hyperlink w:history="1" r:id="rIdgd1iummzz-0ejsyjhe3gl">
+      <w:hyperlink w:history="1" r:id="rIddfdgz2dmndqqsbwbkbesp">
         <w:r>
           <w:rPr>
             <w:color w:val="0A4FA8"/>
@@ -329,7 +329,7 @@
         </w:numPr>
         <w:spacing w:after="60"/>
       </w:pPr>
-      <w:hyperlink w:history="1" r:id="rIdbyolvovlsveulvglmiwia">
+      <w:hyperlink w:history="1" r:id="rIdtjw-hlklebcfkj1i-2rwl">
         <w:r>
           <w:rPr>
             <w:color w:val="0A4FA8"/>
@@ -351,7 +351,7 @@
         </w:numPr>
         <w:spacing w:after="60"/>
       </w:pPr>
-      <w:hyperlink w:history="1" r:id="rIdulge6mpavqsgwq8s89nur">
+      <w:hyperlink w:history="1" r:id="rIdaxtm3roxd8qq9qsw3_yum">
         <w:r>
           <w:rPr>
             <w:color w:val="0A4FA8"/>
